--- a/book 3 50-54.docx
+++ b/book 3 50-54.docx
@@ -14196,7 +14196,7 @@
       <w:r>
         <w:rPr/>
         <w:tab/>
-        <w:t>Wonderful thing as it’s complicated strange, not as praise. Dark as in the play on light and dark in the book. The imagery of dark concealing while there is sound which you can hear but it is just noise. The imagery is haunting. One imagines stumbling in the dark. With man-made buildings cutting you from what little light there is. You desperately orientate yourself to whatever sound you hear but it is just noise. And you can only define yourself relative to it. Humans used to be guided by the stars but in the cage we have fashioned we are guided by the endlessly chattering. Maybe a reference to the Jesus-Peter interaction, when Jesus told him to get behind him. Jesus foretells his death, Peter denies the prophecy, and Jesus calls him out. Also implying that Zarathustra denies Eternal Recurrence, he knows he will face this danger again. Next line,</w:t>
+        <w:t>Wonderful thing as it’s complicated, strange, not as praise. Dark as in the play on light and dark in the book. The imagery of dark concealing while there is sound which you can hear but it is just noise. The imagery is haunting. One imagines stumbling in the dark. With man-made buildings cutting you from what little light there is. You desperately orientate yourself to whatever sound you hear but it is just noise. And you can only define yourself relative to it. Humans used to be guided by the stars but in the cage we have fashioned we are guided by the endlessly chattering. Maybe a reference to the Jesus-Peter interaction, when Jesus told him to get behind him. Jesus foretells his death, Peter denies the prophecy, and Jesus calls him out. Also implying that Zarathustra denies Eternal Recurrence, he knows he will face this danger again. Next line,</w:t>
       </w:r>
     </w:p>
     <w:p>
@@ -18386,10 +18386,10 @@
       <w:r>
         <w:rPr/>
       </w:r>
-      <w:bookmarkStart w:id="10" w:name="link2H_4_0061_Copy_1"/>
-      <w:bookmarkStart w:id="11" w:name="link2H_4_0060_Copy_1"/>
-      <w:bookmarkStart w:id="12" w:name="link2H_4_0061_Copy_1"/>
-      <w:bookmarkStart w:id="13" w:name="link2H_4_0060_Copy_1"/>
+      <w:bookmarkStart w:id="10" w:name="link2H_4_0060_Copy_1"/>
+      <w:bookmarkStart w:id="11" w:name="link2H_4_0061_Copy_1"/>
+      <w:bookmarkStart w:id="12" w:name="link2H_4_0060_Copy_1"/>
+      <w:bookmarkStart w:id="13" w:name="link2H_4_0061_Copy_1"/>
       <w:bookmarkEnd w:id="6"/>
       <w:bookmarkEnd w:id="9"/>
       <w:bookmarkEnd w:id="12"/>
@@ -20406,15 +20406,15 @@
       <w:u w:val="single"/>
     </w:rPr>
   </w:style>
-  <w:style w:type="character" w:styleId="FootnoteCharacters">
-    <w:name w:val="Footnote Characters"/>
+  <w:style w:type="character" w:styleId="FootnoteCharactersuser">
+    <w:name w:val="Footnote Characters (user)"/>
     <w:qFormat/>
     <w:rPr>
       <w:vertAlign w:val="superscript"/>
     </w:rPr>
   </w:style>
-  <w:style w:type="character" w:styleId="FootnoteCharactersuser">
-    <w:name w:val="Footnote Characters (user)"/>
+  <w:style w:type="character" w:styleId="FootnoteCharacters">
+    <w:name w:val="Footnote Characters"/>
     <w:qFormat/>
     <w:rPr>
       <w:vertAlign w:val="superscript"/>
@@ -20426,15 +20426,15 @@
       <w:vertAlign w:val="superscript"/>
     </w:rPr>
   </w:style>
-  <w:style w:type="character" w:styleId="EndnoteCharactersuser">
-    <w:name w:val="Endnote Characters (user)"/>
+  <w:style w:type="character" w:styleId="EndnoteCharacters">
+    <w:name w:val="Endnote Characters"/>
     <w:qFormat/>
     <w:rPr>
       <w:vertAlign w:val="superscript"/>
     </w:rPr>
   </w:style>
-  <w:style w:type="character" w:styleId="EndnoteCharacters">
-    <w:name w:val="Endnote Characters"/>
+  <w:style w:type="character" w:styleId="EndnoteCharactersuser">
+    <w:name w:val="Endnote Characters (user)"/>
     <w:qFormat/>
     <w:rPr>
       <w:vertAlign w:val="superscript"/>

--- a/book 3 50-54.docx
+++ b/book 3 50-54.docx
@@ -3880,22 +3880,20 @@
         <w:pStyle w:val="Normal"/>
         <w:rPr>
           <w:i w:val="false"/>
-          <w:i w:val="false"/>
-          <w:iCs w:val="false"/>
-        </w:rPr>
-      </w:pPr>
-      <w:r>
-        <w:rPr>
-          <w:i w:val="false"/>
-          <w:iCs w:val="false"/>
-        </w:rPr>
-      </w:r>
-    </w:p>
-    <w:p>
-      <w:pPr>
-        <w:pStyle w:val="Normal"/>
-        <w:rPr>
-          <w:i w:val="false"/>
+          <w:iCs w:val="false"/>
+        </w:rPr>
+      </w:pPr>
+      <w:r>
+        <w:rPr>
+          <w:i w:val="false"/>
+          <w:iCs w:val="false"/>
+        </w:rPr>
+      </w:r>
+    </w:p>
+    <w:p>
+      <w:pPr>
+        <w:pStyle w:val="Normal"/>
+        <w:rPr>
           <w:i w:val="false"/>
           <w:iCs w:val="false"/>
         </w:rPr>
@@ -3913,7 +3911,6 @@
         <w:pStyle w:val="Normal"/>
         <w:rPr>
           <w:i w:val="false"/>
-          <w:i w:val="false"/>
           <w:iCs w:val="false"/>
         </w:rPr>
       </w:pPr>
@@ -3930,7 +3927,6 @@
         <w:pStyle w:val="Normal"/>
         <w:rPr>
           <w:i w:val="false"/>
-          <w:i w:val="false"/>
           <w:iCs w:val="false"/>
         </w:rPr>
       </w:pPr>
@@ -3947,7 +3943,6 @@
         <w:pStyle w:val="Normal"/>
         <w:rPr>
           <w:i w:val="false"/>
-          <w:i w:val="false"/>
           <w:iCs w:val="false"/>
         </w:rPr>
       </w:pPr>
@@ -3964,7 +3959,6 @@
         <w:pStyle w:val="Normal"/>
         <w:rPr>
           <w:i w:val="false"/>
-          <w:i w:val="false"/>
           <w:iCs w:val="false"/>
         </w:rPr>
       </w:pPr>
@@ -3989,7 +3983,6 @@
         <w:pStyle w:val="Normal"/>
         <w:rPr>
           <w:i w:val="false"/>
-          <w:i w:val="false"/>
           <w:iCs w:val="false"/>
         </w:rPr>
       </w:pPr>
@@ -4510,7 +4503,6 @@
         <w:pStyle w:val="Normal"/>
         <w:rPr>
           <w:i w:val="false"/>
-          <w:i w:val="false"/>
           <w:iCs w:val="false"/>
         </w:rPr>
       </w:pPr>
@@ -4527,7 +4519,6 @@
         <w:pStyle w:val="Normal"/>
         <w:rPr>
           <w:i w:val="false"/>
-          <w:i w:val="false"/>
           <w:iCs w:val="false"/>
         </w:rPr>
       </w:pPr>
@@ -4544,7 +4535,6 @@
         <w:pStyle w:val="Normal"/>
         <w:rPr>
           <w:i w:val="false"/>
-          <w:i w:val="false"/>
           <w:iCs w:val="false"/>
         </w:rPr>
       </w:pPr>
@@ -4561,7 +4551,6 @@
         <w:pStyle w:val="Normal"/>
         <w:rPr>
           <w:i w:val="false"/>
-          <w:i w:val="false"/>
           <w:iCs w:val="false"/>
         </w:rPr>
       </w:pPr>
@@ -4578,7 +4567,6 @@
         <w:pStyle w:val="Normal"/>
         <w:rPr>
           <w:i w:val="false"/>
-          <w:i w:val="false"/>
           <w:iCs w:val="false"/>
         </w:rPr>
       </w:pPr>
@@ -4595,7 +4583,6 @@
         <w:pStyle w:val="Normal"/>
         <w:rPr>
           <w:i w:val="false"/>
-          <w:i w:val="false"/>
           <w:iCs w:val="false"/>
         </w:rPr>
       </w:pPr>
@@ -4612,7 +4599,6 @@
         <w:pStyle w:val="Normal"/>
         <w:rPr>
           <w:i w:val="false"/>
-          <w:i w:val="false"/>
           <w:iCs w:val="false"/>
         </w:rPr>
       </w:pPr>
@@ -4629,7 +4615,6 @@
         <w:pStyle w:val="Normal"/>
         <w:rPr>
           <w:i w:val="false"/>
-          <w:i w:val="false"/>
           <w:iCs w:val="false"/>
         </w:rPr>
       </w:pPr>
@@ -4646,7 +4631,6 @@
         <w:pStyle w:val="Normal"/>
         <w:rPr>
           <w:i w:val="false"/>
-          <w:i w:val="false"/>
           <w:iCs w:val="false"/>
         </w:rPr>
       </w:pPr>
@@ -4663,7 +4647,6 @@
         <w:pStyle w:val="Normal"/>
         <w:rPr>
           <w:i w:val="false"/>
-          <w:i w:val="false"/>
           <w:iCs w:val="false"/>
         </w:rPr>
       </w:pPr>
@@ -4680,7 +4663,6 @@
         <w:pStyle w:val="Normal"/>
         <w:rPr>
           <w:i w:val="false"/>
-          <w:i w:val="false"/>
           <w:iCs w:val="false"/>
         </w:rPr>
       </w:pPr>
@@ -4697,7 +4679,6 @@
         <w:pStyle w:val="Normal"/>
         <w:rPr>
           <w:i w:val="false"/>
-          <w:i w:val="false"/>
           <w:iCs w:val="false"/>
         </w:rPr>
       </w:pPr>
@@ -4714,7 +4695,6 @@
         <w:pStyle w:val="Normal"/>
         <w:rPr>
           <w:i w:val="false"/>
-          <w:i w:val="false"/>
           <w:iCs w:val="false"/>
         </w:rPr>
       </w:pPr>
@@ -4731,7 +4711,6 @@
         <w:pStyle w:val="Normal"/>
         <w:rPr>
           <w:i w:val="false"/>
-          <w:i w:val="false"/>
           <w:iCs w:val="false"/>
         </w:rPr>
       </w:pPr>
@@ -4748,7 +4727,6 @@
         <w:pStyle w:val="Normal"/>
         <w:rPr>
           <w:i w:val="false"/>
-          <w:i w:val="false"/>
           <w:iCs w:val="false"/>
         </w:rPr>
       </w:pPr>
@@ -4765,7 +4743,6 @@
         <w:pStyle w:val="Normal"/>
         <w:rPr>
           <w:i w:val="false"/>
-          <w:i w:val="false"/>
           <w:iCs w:val="false"/>
         </w:rPr>
       </w:pPr>
@@ -4782,7 +4759,6 @@
         <w:pStyle w:val="Normal"/>
         <w:rPr>
           <w:i w:val="false"/>
-          <w:i w:val="false"/>
           <w:iCs w:val="false"/>
         </w:rPr>
       </w:pPr>
@@ -4799,22 +4775,20 @@
         <w:pStyle w:val="Normal"/>
         <w:rPr>
           <w:i w:val="false"/>
-          <w:i w:val="false"/>
-          <w:iCs w:val="false"/>
-        </w:rPr>
-      </w:pPr>
-      <w:r>
-        <w:rPr>
-          <w:i w:val="false"/>
-          <w:iCs w:val="false"/>
-        </w:rPr>
-      </w:r>
-    </w:p>
-    <w:p>
-      <w:pPr>
-        <w:pStyle w:val="Normal"/>
-        <w:rPr>
-          <w:i w:val="false"/>
+          <w:iCs w:val="false"/>
+        </w:rPr>
+      </w:pPr>
+      <w:r>
+        <w:rPr>
+          <w:i w:val="false"/>
+          <w:iCs w:val="false"/>
+        </w:rPr>
+      </w:r>
+    </w:p>
+    <w:p>
+      <w:pPr>
+        <w:pStyle w:val="Normal"/>
+        <w:rPr>
           <w:i w:val="false"/>
           <w:iCs w:val="false"/>
         </w:rPr>
@@ -4832,7 +4806,6 @@
         <w:pStyle w:val="Normal"/>
         <w:rPr>
           <w:i w:val="false"/>
-          <w:i w:val="false"/>
           <w:iCs w:val="false"/>
         </w:rPr>
       </w:pPr>
@@ -4850,7 +4823,6 @@
         <w:pStyle w:val="Normal"/>
         <w:rPr>
           <w:i w:val="false"/>
-          <w:i w:val="false"/>
           <w:iCs w:val="false"/>
         </w:rPr>
       </w:pPr>
@@ -4883,22 +4855,20 @@
         <w:pStyle w:val="Normal"/>
         <w:rPr>
           <w:i w:val="false"/>
-          <w:i w:val="false"/>
-          <w:iCs w:val="false"/>
-        </w:rPr>
-      </w:pPr>
-      <w:r>
-        <w:rPr>
-          <w:i w:val="false"/>
-          <w:iCs w:val="false"/>
-        </w:rPr>
-      </w:r>
-    </w:p>
-    <w:p>
-      <w:pPr>
-        <w:pStyle w:val="Normal"/>
-        <w:rPr>
-          <w:i w:val="false"/>
+          <w:iCs w:val="false"/>
+        </w:rPr>
+      </w:pPr>
+      <w:r>
+        <w:rPr>
+          <w:i w:val="false"/>
+          <w:iCs w:val="false"/>
+        </w:rPr>
+      </w:r>
+    </w:p>
+    <w:p>
+      <w:pPr>
+        <w:pStyle w:val="Normal"/>
+        <w:rPr>
           <w:i w:val="false"/>
           <w:iCs w:val="false"/>
         </w:rPr>
@@ -4916,7 +4886,6 @@
       <w:pPr>
         <w:pStyle w:val="Normal"/>
         <w:rPr>
-          <w:i w:val="false"/>
           <w:i w:val="false"/>
           <w:iCs w:val="false"/>
         </w:rPr>
@@ -4939,7 +4908,6 @@
         </w:numPr>
         <w:rPr>
           <w:i w:val="false"/>
-          <w:i w:val="false"/>
           <w:iCs w:val="false"/>
         </w:rPr>
       </w:pPr>
@@ -4960,7 +4928,6 @@
         </w:numPr>
         <w:rPr>
           <w:i w:val="false"/>
-          <w:i w:val="false"/>
           <w:iCs w:val="false"/>
         </w:rPr>
       </w:pPr>
@@ -4977,7 +4944,6 @@
         <w:pStyle w:val="Normal"/>
         <w:rPr>
           <w:i w:val="false"/>
-          <w:i w:val="false"/>
           <w:iCs w:val="false"/>
         </w:rPr>
       </w:pPr>
@@ -4994,22 +4960,20 @@
         <w:pStyle w:val="Normal"/>
         <w:rPr>
           <w:i w:val="false"/>
-          <w:i w:val="false"/>
-          <w:iCs w:val="false"/>
-        </w:rPr>
-      </w:pPr>
-      <w:r>
-        <w:rPr>
-          <w:i w:val="false"/>
-          <w:iCs w:val="false"/>
-        </w:rPr>
-      </w:r>
-    </w:p>
-    <w:p>
-      <w:pPr>
-        <w:pStyle w:val="Normal"/>
-        <w:rPr>
-          <w:i w:val="false"/>
+          <w:iCs w:val="false"/>
+        </w:rPr>
+      </w:pPr>
+      <w:r>
+        <w:rPr>
+          <w:i w:val="false"/>
+          <w:iCs w:val="false"/>
+        </w:rPr>
+      </w:r>
+    </w:p>
+    <w:p>
+      <w:pPr>
+        <w:pStyle w:val="Normal"/>
+        <w:rPr>
           <w:i w:val="false"/>
           <w:iCs w:val="false"/>
           <w:highlight w:val="none"/>
@@ -5030,7 +4994,6 @@
         <w:pStyle w:val="Normal"/>
         <w:rPr>
           <w:i w:val="false"/>
-          <w:i w:val="false"/>
           <w:iCs w:val="false"/>
         </w:rPr>
       </w:pPr>
@@ -5048,22 +5011,20 @@
         <w:pStyle w:val="Normal"/>
         <w:rPr>
           <w:i w:val="false"/>
-          <w:i w:val="false"/>
-          <w:iCs w:val="false"/>
-        </w:rPr>
-      </w:pPr>
-      <w:r>
-        <w:rPr>
-          <w:i w:val="false"/>
-          <w:iCs w:val="false"/>
-        </w:rPr>
-      </w:r>
-    </w:p>
-    <w:p>
-      <w:pPr>
-        <w:pStyle w:val="Normal"/>
-        <w:rPr>
-          <w:i w:val="false"/>
+          <w:iCs w:val="false"/>
+        </w:rPr>
+      </w:pPr>
+      <w:r>
+        <w:rPr>
+          <w:i w:val="false"/>
+          <w:iCs w:val="false"/>
+        </w:rPr>
+      </w:r>
+    </w:p>
+    <w:p>
+      <w:pPr>
+        <w:pStyle w:val="Normal"/>
+        <w:rPr>
           <w:i w:val="false"/>
           <w:iCs w:val="false"/>
         </w:rPr>
@@ -5091,7 +5052,6 @@
         <w:pStyle w:val="Normal"/>
         <w:rPr>
           <w:i w:val="false"/>
-          <w:i w:val="false"/>
           <w:iCs w:val="false"/>
         </w:rPr>
       </w:pPr>
@@ -5116,7 +5076,6 @@
         <w:pStyle w:val="Normal"/>
         <w:rPr>
           <w:i w:val="false"/>
-          <w:i w:val="false"/>
           <w:iCs w:val="false"/>
         </w:rPr>
       </w:pPr>
@@ -5134,22 +5093,20 @@
         <w:pStyle w:val="Normal"/>
         <w:rPr>
           <w:i w:val="false"/>
-          <w:i w:val="false"/>
-          <w:iCs w:val="false"/>
-        </w:rPr>
-      </w:pPr>
-      <w:r>
-        <w:rPr>
-          <w:i w:val="false"/>
-          <w:iCs w:val="false"/>
-        </w:rPr>
-      </w:r>
-    </w:p>
-    <w:p>
-      <w:pPr>
-        <w:pStyle w:val="Normal"/>
-        <w:rPr>
-          <w:i w:val="false"/>
+          <w:iCs w:val="false"/>
+        </w:rPr>
+      </w:pPr>
+      <w:r>
+        <w:rPr>
+          <w:i w:val="false"/>
+          <w:iCs w:val="false"/>
+        </w:rPr>
+      </w:r>
+    </w:p>
+    <w:p>
+      <w:pPr>
+        <w:pStyle w:val="Normal"/>
+        <w:rPr>
           <w:i w:val="false"/>
           <w:iCs w:val="false"/>
         </w:rPr>
@@ -5194,7 +5151,6 @@
         <w:pStyle w:val="Normal"/>
         <w:rPr>
           <w:i w:val="false"/>
-          <w:i w:val="false"/>
           <w:iCs w:val="false"/>
         </w:rPr>
       </w:pPr>
@@ -5227,22 +5183,20 @@
         <w:pStyle w:val="Normal"/>
         <w:rPr>
           <w:i w:val="false"/>
-          <w:i w:val="false"/>
-          <w:iCs w:val="false"/>
-        </w:rPr>
-      </w:pPr>
-      <w:r>
-        <w:rPr>
-          <w:i w:val="false"/>
-          <w:iCs w:val="false"/>
-        </w:rPr>
-      </w:r>
-    </w:p>
-    <w:p>
-      <w:pPr>
-        <w:pStyle w:val="Normal"/>
-        <w:rPr>
-          <w:i w:val="false"/>
+          <w:iCs w:val="false"/>
+        </w:rPr>
+      </w:pPr>
+      <w:r>
+        <w:rPr>
+          <w:i w:val="false"/>
+          <w:iCs w:val="false"/>
+        </w:rPr>
+      </w:r>
+    </w:p>
+    <w:p>
+      <w:pPr>
+        <w:pStyle w:val="Normal"/>
+        <w:rPr>
           <w:i w:val="false"/>
           <w:iCs w:val="false"/>
         </w:rPr>
@@ -5278,7 +5232,6 @@
         <w:pStyle w:val="Normal"/>
         <w:rPr>
           <w:i w:val="false"/>
-          <w:i w:val="false"/>
           <w:iCs w:val="false"/>
         </w:rPr>
       </w:pPr>
@@ -5296,22 +5249,20 @@
         <w:pStyle w:val="Normal"/>
         <w:rPr>
           <w:i w:val="false"/>
-          <w:i w:val="false"/>
-          <w:iCs w:val="false"/>
-        </w:rPr>
-      </w:pPr>
-      <w:r>
-        <w:rPr>
-          <w:i w:val="false"/>
-          <w:iCs w:val="false"/>
-        </w:rPr>
-      </w:r>
-    </w:p>
-    <w:p>
-      <w:pPr>
-        <w:pStyle w:val="Normal"/>
-        <w:rPr>
-          <w:i w:val="false"/>
+          <w:iCs w:val="false"/>
+        </w:rPr>
+      </w:pPr>
+      <w:r>
+        <w:rPr>
+          <w:i w:val="false"/>
+          <w:iCs w:val="false"/>
+        </w:rPr>
+      </w:r>
+    </w:p>
+    <w:p>
+      <w:pPr>
+        <w:pStyle w:val="Normal"/>
+        <w:rPr>
           <w:i w:val="false"/>
           <w:iCs w:val="false"/>
         </w:rPr>
@@ -5347,7 +5298,6 @@
         <w:pStyle w:val="Normal"/>
         <w:rPr>
           <w:i w:val="false"/>
-          <w:i w:val="false"/>
           <w:iCs w:val="false"/>
         </w:rPr>
       </w:pPr>
@@ -5365,7 +5315,6 @@
         <w:pStyle w:val="Normal"/>
         <w:rPr>
           <w:i w:val="false"/>
-          <w:i w:val="false"/>
           <w:iCs w:val="false"/>
         </w:rPr>
       </w:pPr>
@@ -5383,22 +5332,20 @@
         <w:pStyle w:val="Normal"/>
         <w:rPr>
           <w:i w:val="false"/>
-          <w:i w:val="false"/>
-          <w:iCs w:val="false"/>
-        </w:rPr>
-      </w:pPr>
-      <w:r>
-        <w:rPr>
-          <w:i w:val="false"/>
-          <w:iCs w:val="false"/>
-        </w:rPr>
-      </w:r>
-    </w:p>
-    <w:p>
-      <w:pPr>
-        <w:pStyle w:val="Normal"/>
-        <w:rPr>
-          <w:i w:val="false"/>
+          <w:iCs w:val="false"/>
+        </w:rPr>
+      </w:pPr>
+      <w:r>
+        <w:rPr>
+          <w:i w:val="false"/>
+          <w:iCs w:val="false"/>
+        </w:rPr>
+      </w:r>
+    </w:p>
+    <w:p>
+      <w:pPr>
+        <w:pStyle w:val="Normal"/>
+        <w:rPr>
           <w:i w:val="false"/>
           <w:iCs w:val="false"/>
         </w:rPr>
@@ -5434,7 +5381,6 @@
         <w:pStyle w:val="Normal"/>
         <w:rPr>
           <w:i w:val="false"/>
-          <w:i w:val="false"/>
           <w:iCs w:val="false"/>
         </w:rPr>
       </w:pPr>
@@ -5482,22 +5428,20 @@
         <w:pStyle w:val="Normal"/>
         <w:rPr>
           <w:i w:val="false"/>
-          <w:i w:val="false"/>
-          <w:iCs w:val="false"/>
-        </w:rPr>
-      </w:pPr>
-      <w:r>
-        <w:rPr>
-          <w:i w:val="false"/>
-          <w:iCs w:val="false"/>
-        </w:rPr>
-      </w:r>
-    </w:p>
-    <w:p>
-      <w:pPr>
-        <w:pStyle w:val="Normal"/>
-        <w:rPr>
-          <w:i w:val="false"/>
+          <w:iCs w:val="false"/>
+        </w:rPr>
+      </w:pPr>
+      <w:r>
+        <w:rPr>
+          <w:i w:val="false"/>
+          <w:iCs w:val="false"/>
+        </w:rPr>
+      </w:r>
+    </w:p>
+    <w:p>
+      <w:pPr>
+        <w:pStyle w:val="Normal"/>
+        <w:rPr>
           <w:i w:val="false"/>
           <w:iCs w:val="false"/>
         </w:rPr>
@@ -5585,22 +5529,20 @@
         <w:pStyle w:val="Normal"/>
         <w:rPr>
           <w:i w:val="false"/>
-          <w:i w:val="false"/>
-          <w:iCs w:val="false"/>
-        </w:rPr>
-      </w:pPr>
-      <w:r>
-        <w:rPr>
-          <w:i w:val="false"/>
-          <w:iCs w:val="false"/>
-        </w:rPr>
-      </w:r>
-    </w:p>
-    <w:p>
-      <w:pPr>
-        <w:pStyle w:val="Normal"/>
-        <w:rPr>
-          <w:i w:val="false"/>
+          <w:iCs w:val="false"/>
+        </w:rPr>
+      </w:pPr>
+      <w:r>
+        <w:rPr>
+          <w:i w:val="false"/>
+          <w:iCs w:val="false"/>
+        </w:rPr>
+      </w:r>
+    </w:p>
+    <w:p>
+      <w:pPr>
+        <w:pStyle w:val="Normal"/>
+        <w:rPr>
           <w:i w:val="false"/>
           <w:iCs w:val="false"/>
         </w:rPr>
@@ -5646,7 +5588,6 @@
       <w:pPr>
         <w:pStyle w:val="Normal"/>
         <w:rPr>
-          <w:i w:val="false"/>
           <w:i w:val="false"/>
           <w:iCs w:val="false"/>
         </w:rPr>
@@ -5742,22 +5683,20 @@
         <w:pStyle w:val="Normal"/>
         <w:rPr>
           <w:i w:val="false"/>
-          <w:i w:val="false"/>
-          <w:iCs w:val="false"/>
-        </w:rPr>
-      </w:pPr>
-      <w:r>
-        <w:rPr>
-          <w:i w:val="false"/>
-          <w:iCs w:val="false"/>
-        </w:rPr>
-      </w:r>
-    </w:p>
-    <w:p>
-      <w:pPr>
-        <w:pStyle w:val="Normal"/>
-        <w:rPr>
-          <w:i w:val="false"/>
+          <w:iCs w:val="false"/>
+        </w:rPr>
+      </w:pPr>
+      <w:r>
+        <w:rPr>
+          <w:i w:val="false"/>
+          <w:iCs w:val="false"/>
+        </w:rPr>
+      </w:r>
+    </w:p>
+    <w:p>
+      <w:pPr>
+        <w:pStyle w:val="Normal"/>
+        <w:rPr>
           <w:i w:val="false"/>
           <w:iCs w:val="false"/>
         </w:rPr>
@@ -5796,7 +5735,6 @@
         <w:pStyle w:val="Normal"/>
         <w:rPr>
           <w:i w:val="false"/>
-          <w:i w:val="false"/>
           <w:iCs w:val="false"/>
         </w:rPr>
       </w:pPr>
@@ -5829,7 +5767,6 @@
         <w:pStyle w:val="Normal"/>
         <w:rPr>
           <w:i w:val="false"/>
-          <w:i w:val="false"/>
           <w:iCs w:val="false"/>
         </w:rPr>
       </w:pPr>
@@ -5862,7 +5799,6 @@
         <w:pStyle w:val="Normal"/>
         <w:rPr>
           <w:i w:val="false"/>
-          <w:i w:val="false"/>
           <w:iCs w:val="false"/>
         </w:rPr>
       </w:pPr>
@@ -5895,22 +5831,20 @@
         <w:pStyle w:val="Normal"/>
         <w:rPr>
           <w:i w:val="false"/>
-          <w:i w:val="false"/>
-          <w:iCs w:val="false"/>
-        </w:rPr>
-      </w:pPr>
-      <w:r>
-        <w:rPr>
-          <w:i w:val="false"/>
-          <w:iCs w:val="false"/>
-        </w:rPr>
-      </w:r>
-    </w:p>
-    <w:p>
-      <w:pPr>
-        <w:pStyle w:val="Normal"/>
-        <w:rPr>
-          <w:i w:val="false"/>
+          <w:iCs w:val="false"/>
+        </w:rPr>
+      </w:pPr>
+      <w:r>
+        <w:rPr>
+          <w:i w:val="false"/>
+          <w:iCs w:val="false"/>
+        </w:rPr>
+      </w:r>
+    </w:p>
+    <w:p>
+      <w:pPr>
+        <w:pStyle w:val="Normal"/>
+        <w:rPr>
           <w:i w:val="false"/>
           <w:iCs w:val="false"/>
         </w:rPr>
@@ -5947,7 +5881,6 @@
         <w:pStyle w:val="Normal"/>
         <w:rPr>
           <w:i w:val="false"/>
-          <w:i w:val="false"/>
           <w:iCs w:val="false"/>
         </w:rPr>
       </w:pPr>
@@ -5966,7 +5899,6 @@
         <w:spacing w:lineRule="auto" w:line="278"/>
         <w:rPr>
           <w:i w:val="false"/>
-          <w:i w:val="false"/>
           <w:iCs w:val="false"/>
         </w:rPr>
       </w:pPr>
@@ -5985,7 +5917,6 @@
         <w:spacing w:lineRule="auto" w:line="278"/>
         <w:rPr>
           <w:i w:val="false"/>
-          <w:i w:val="false"/>
           <w:iCs w:val="false"/>
         </w:rPr>
       </w:pPr>
@@ -6002,7 +5933,6 @@
         <w:spacing w:lineRule="auto" w:line="278"/>
         <w:rPr>
           <w:i w:val="false"/>
-          <w:i w:val="false"/>
           <w:iCs w:val="false"/>
         </w:rPr>
       </w:pPr>
@@ -6031,7 +5961,6 @@
         <w:spacing w:lineRule="auto" w:line="278"/>
         <w:rPr>
           <w:i w:val="false"/>
-          <w:i w:val="false"/>
           <w:iCs w:val="false"/>
         </w:rPr>
       </w:pPr>
@@ -6050,7 +5979,6 @@
         <w:pStyle w:val="Normal"/>
         <w:spacing w:lineRule="auto" w:line="278"/>
         <w:rPr>
-          <w:i w:val="false"/>
           <w:i w:val="false"/>
           <w:iCs w:val="false"/>
           <w:highlight w:val="none"/>
@@ -6071,7 +5999,6 @@
         <w:spacing w:lineRule="auto" w:line="278"/>
         <w:rPr>
           <w:i w:val="false"/>
-          <w:i w:val="false"/>
           <w:iCs w:val="false"/>
         </w:rPr>
       </w:pPr>
@@ -6108,7 +6035,6 @@
         <w:spacing w:lineRule="auto" w:line="278"/>
         <w:rPr>
           <w:i w:val="false"/>
-          <w:i w:val="false"/>
           <w:iCs w:val="false"/>
         </w:rPr>
       </w:pPr>
@@ -6127,7 +6053,6 @@
         <w:pStyle w:val="Normal"/>
         <w:spacing w:lineRule="auto" w:line="278"/>
         <w:rPr>
-          <w:i w:val="false"/>
           <w:i w:val="false"/>
           <w:iCs w:val="false"/>
           <w:highlight w:val="none"/>
@@ -6148,7 +6073,6 @@
         <w:spacing w:lineRule="auto" w:line="278"/>
         <w:rPr>
           <w:i w:val="false"/>
-          <w:i w:val="false"/>
           <w:iCs w:val="false"/>
         </w:rPr>
       </w:pPr>
@@ -6185,7 +6109,6 @@
         <w:spacing w:lineRule="auto" w:line="278"/>
         <w:rPr>
           <w:i w:val="false"/>
-          <w:i w:val="false"/>
           <w:iCs w:val="false"/>
         </w:rPr>
       </w:pPr>
@@ -6204,7 +6127,6 @@
         <w:pStyle w:val="Normal"/>
         <w:spacing w:lineRule="auto" w:line="278"/>
         <w:rPr>
-          <w:i w:val="false"/>
           <w:i w:val="false"/>
           <w:iCs w:val="false"/>
           <w:highlight w:val="none"/>
@@ -6225,7 +6147,6 @@
         <w:spacing w:lineRule="auto" w:line="278"/>
         <w:rPr>
           <w:i w:val="false"/>
-          <w:i w:val="false"/>
           <w:iCs w:val="false"/>
         </w:rPr>
       </w:pPr>
@@ -6254,7 +6175,6 @@
         <w:spacing w:lineRule="auto" w:line="278"/>
         <w:rPr>
           <w:i w:val="false"/>
-          <w:i w:val="false"/>
           <w:iCs w:val="false"/>
         </w:rPr>
       </w:pPr>
@@ -6273,7 +6193,6 @@
         <w:pStyle w:val="Normal"/>
         <w:spacing w:lineRule="auto" w:line="278"/>
         <w:rPr>
-          <w:i w:val="false"/>
           <w:i w:val="false"/>
           <w:iCs w:val="false"/>
           <w:highlight w:val="none"/>
@@ -6294,7 +6213,6 @@
         <w:spacing w:lineRule="auto" w:line="278"/>
         <w:rPr>
           <w:i w:val="false"/>
-          <w:i w:val="false"/>
           <w:iCs w:val="false"/>
         </w:rPr>
       </w:pPr>
@@ -6331,7 +6249,6 @@
         <w:spacing w:lineRule="auto" w:line="278"/>
         <w:rPr>
           <w:i w:val="false"/>
-          <w:i w:val="false"/>
           <w:iCs w:val="false"/>
         </w:rPr>
       </w:pPr>
@@ -6351,7 +6268,6 @@
         <w:spacing w:lineRule="auto" w:line="278"/>
         <w:rPr>
           <w:i w:val="false"/>
-          <w:i w:val="false"/>
           <w:iCs w:val="false"/>
         </w:rPr>
       </w:pPr>
@@ -6370,7 +6286,6 @@
         <w:pStyle w:val="Normal"/>
         <w:spacing w:lineRule="auto" w:line="278"/>
         <w:rPr>
-          <w:i w:val="false"/>
           <w:i w:val="false"/>
           <w:iCs w:val="false"/>
           <w:highlight w:val="none"/>
@@ -6391,7 +6306,6 @@
         <w:spacing w:lineRule="auto" w:line="278"/>
         <w:rPr>
           <w:i w:val="false"/>
-          <w:i w:val="false"/>
           <w:iCs w:val="false"/>
         </w:rPr>
       </w:pPr>
@@ -6420,7 +6334,6 @@
         <w:spacing w:lineRule="auto" w:line="278"/>
         <w:rPr>
           <w:i w:val="false"/>
-          <w:i w:val="false"/>
           <w:iCs w:val="false"/>
         </w:rPr>
       </w:pPr>
@@ -6440,7 +6353,6 @@
         <w:spacing w:lineRule="auto" w:line="278"/>
         <w:rPr>
           <w:i w:val="false"/>
-          <w:i w:val="false"/>
           <w:iCs w:val="false"/>
         </w:rPr>
       </w:pPr>
@@ -6460,7 +6372,6 @@
         <w:spacing w:lineRule="auto" w:line="278"/>
         <w:rPr>
           <w:i w:val="false"/>
-          <w:i w:val="false"/>
           <w:iCs w:val="false"/>
         </w:rPr>
       </w:pPr>
@@ -6497,7 +6408,6 @@
         <w:pStyle w:val="Normal"/>
         <w:spacing w:lineRule="auto" w:line="278"/>
         <w:rPr>
-          <w:i w:val="false"/>
           <w:i w:val="false"/>
           <w:iCs w:val="false"/>
           <w:highlight w:val="none"/>
@@ -6518,7 +6428,6 @@
         <w:spacing w:lineRule="auto" w:line="278"/>
         <w:rPr>
           <w:i w:val="false"/>
-          <w:i w:val="false"/>
           <w:iCs w:val="false"/>
         </w:rPr>
       </w:pPr>
@@ -6547,7 +6456,6 @@
         <w:spacing w:lineRule="auto" w:line="278"/>
         <w:rPr>
           <w:i w:val="false"/>
-          <w:i w:val="false"/>
           <w:iCs w:val="false"/>
         </w:rPr>
       </w:pPr>
@@ -6566,7 +6474,6 @@
         <w:pStyle w:val="Normal"/>
         <w:spacing w:lineRule="auto" w:line="278"/>
         <w:rPr>
-          <w:i w:val="false"/>
           <w:i w:val="false"/>
           <w:iCs w:val="false"/>
           <w:highlight w:val="none"/>
@@ -6587,7 +6494,6 @@
         <w:spacing w:lineRule="auto" w:line="278"/>
         <w:rPr>
           <w:i w:val="false"/>
-          <w:i w:val="false"/>
           <w:iCs w:val="false"/>
         </w:rPr>
       </w:pPr>
@@ -6624,7 +6530,6 @@
         <w:spacing w:lineRule="auto" w:line="278"/>
         <w:rPr>
           <w:i w:val="false"/>
-          <w:i w:val="false"/>
           <w:iCs w:val="false"/>
           <w:shd w:fill="auto" w:val="clear"/>
         </w:rPr>
@@ -6645,7 +6550,6 @@
         <w:spacing w:lineRule="auto" w:line="278"/>
         <w:rPr>
           <w:i w:val="false"/>
-          <w:i w:val="false"/>
           <w:iCs w:val="false"/>
           <w:shd w:fill="auto" w:val="clear"/>
         </w:rPr>
@@ -6664,7 +6568,6 @@
         <w:spacing w:lineRule="auto" w:line="278"/>
         <w:rPr>
           <w:i w:val="false"/>
-          <w:i w:val="false"/>
           <w:iCs w:val="false"/>
         </w:rPr>
       </w:pPr>
@@ -6701,7 +6604,6 @@
         <w:spacing w:lineRule="auto" w:line="278"/>
         <w:rPr>
           <w:i w:val="false"/>
-          <w:i w:val="false"/>
           <w:iCs w:val="false"/>
         </w:rPr>
       </w:pPr>
@@ -6720,7 +6622,6 @@
         <w:pStyle w:val="Normal"/>
         <w:spacing w:lineRule="auto" w:line="278"/>
         <w:rPr>
-          <w:i w:val="false"/>
           <w:i w:val="false"/>
           <w:iCs w:val="false"/>
           <w:highlight w:val="none"/>
@@ -6741,7 +6642,6 @@
         <w:spacing w:lineRule="auto" w:line="278"/>
         <w:rPr>
           <w:i w:val="false"/>
-          <w:i w:val="false"/>
           <w:iCs w:val="false"/>
         </w:rPr>
       </w:pPr>
@@ -6770,7 +6670,6 @@
         <w:spacing w:lineRule="auto" w:line="278"/>
         <w:rPr>
           <w:i w:val="false"/>
-          <w:i w:val="false"/>
           <w:iCs w:val="false"/>
           <w:shd w:fill="auto" w:val="clear"/>
         </w:rPr>
@@ -6790,7 +6689,6 @@
         <w:pStyle w:val="Normal"/>
         <w:spacing w:lineRule="auto" w:line="278"/>
         <w:rPr>
-          <w:i w:val="false"/>
           <w:i w:val="false"/>
           <w:iCs w:val="false"/>
           <w:highlight w:val="none"/>
@@ -6811,7 +6709,6 @@
         <w:spacing w:lineRule="auto" w:line="278"/>
         <w:rPr>
           <w:i w:val="false"/>
-          <w:i w:val="false"/>
           <w:iCs w:val="false"/>
         </w:rPr>
       </w:pPr>
@@ -6840,7 +6737,6 @@
         <w:spacing w:lineRule="auto" w:line="278"/>
         <w:rPr>
           <w:i w:val="false"/>
-          <w:i w:val="false"/>
           <w:iCs w:val="false"/>
         </w:rPr>
       </w:pPr>
@@ -6860,7 +6756,6 @@
         <w:spacing w:lineRule="auto" w:line="278"/>
         <w:rPr>
           <w:i w:val="false"/>
-          <w:i w:val="false"/>
           <w:iCs w:val="false"/>
           <w:shd w:fill="auto" w:val="clear"/>
         </w:rPr>
@@ -6879,7 +6774,6 @@
         <w:spacing w:lineRule="auto" w:line="278"/>
         <w:rPr>
           <w:i w:val="false"/>
-          <w:i w:val="false"/>
           <w:iCs w:val="false"/>
         </w:rPr>
       </w:pPr>
@@ -6908,7 +6802,6 @@
         <w:spacing w:lineRule="auto" w:line="278"/>
         <w:rPr>
           <w:i w:val="false"/>
-          <w:i w:val="false"/>
           <w:iCs w:val="false"/>
         </w:rPr>
       </w:pPr>
@@ -6927,7 +6820,6 @@
         <w:pStyle w:val="Normal"/>
         <w:spacing w:lineRule="auto" w:line="278"/>
         <w:rPr>
-          <w:i w:val="false"/>
           <w:i w:val="false"/>
           <w:iCs w:val="false"/>
           <w:highlight w:val="none"/>
@@ -6948,7 +6840,6 @@
         <w:spacing w:lineRule="auto" w:line="278"/>
         <w:rPr>
           <w:i w:val="false"/>
-          <w:i w:val="false"/>
           <w:iCs w:val="false"/>
         </w:rPr>
       </w:pPr>
@@ -6977,7 +6868,6 @@
         <w:spacing w:lineRule="auto" w:line="278"/>
         <w:rPr>
           <w:i w:val="false"/>
-          <w:i w:val="false"/>
           <w:iCs w:val="false"/>
         </w:rPr>
       </w:pPr>
@@ -6997,7 +6887,6 @@
         <w:spacing w:lineRule="auto" w:line="278"/>
         <w:rPr>
           <w:i w:val="false"/>
-          <w:i w:val="false"/>
           <w:iCs w:val="false"/>
           <w:shd w:fill="auto" w:val="clear"/>
         </w:rPr>
@@ -7017,7 +6906,6 @@
         <w:pStyle w:val="Normal"/>
         <w:spacing w:lineRule="auto" w:line="278"/>
         <w:rPr>
-          <w:i w:val="false"/>
           <w:i w:val="false"/>
           <w:iCs w:val="false"/>
           <w:highlight w:val="none"/>
@@ -7038,7 +6926,6 @@
         <w:spacing w:lineRule="auto" w:line="278"/>
         <w:rPr>
           <w:i w:val="false"/>
-          <w:i w:val="false"/>
           <w:iCs w:val="false"/>
         </w:rPr>
       </w:pPr>
@@ -7085,7 +6972,6 @@
         <w:spacing w:lineRule="auto" w:line="278"/>
         <w:rPr>
           <w:i w:val="false"/>
-          <w:i w:val="false"/>
           <w:iCs w:val="false"/>
         </w:rPr>
       </w:pPr>
@@ -7105,7 +6991,6 @@
         <w:spacing w:lineRule="auto" w:line="278"/>
         <w:rPr>
           <w:i w:val="false"/>
-          <w:i w:val="false"/>
           <w:iCs w:val="false"/>
           <w:shd w:fill="FFFF00" w:val="clear"/>
         </w:rPr>
@@ -7124,7 +7009,6 @@
         <w:spacing w:lineRule="auto" w:line="278"/>
         <w:rPr>
           <w:i w:val="false"/>
-          <w:i w:val="false"/>
           <w:iCs w:val="false"/>
           <w:shd w:fill="FFFF00" w:val="clear"/>
         </w:rPr>
@@ -7153,7 +7037,6 @@
         <w:spacing w:lineRule="auto" w:line="278"/>
         <w:rPr>
           <w:i w:val="false"/>
-          <w:i w:val="false"/>
           <w:iCs w:val="false"/>
           <w:shd w:fill="auto" w:val="clear"/>
         </w:rPr>
@@ -7188,7 +7071,6 @@
         <w:pStyle w:val="Normal"/>
         <w:spacing w:lineRule="auto" w:line="278"/>
         <w:rPr>
-          <w:i w:val="false"/>
           <w:i w:val="false"/>
           <w:iCs w:val="false"/>
           <w:highlight w:val="none"/>
@@ -7209,7 +7091,6 @@
         <w:spacing w:lineRule="auto" w:line="278"/>
         <w:rPr>
           <w:i w:val="false"/>
-          <w:i w:val="false"/>
           <w:iCs w:val="false"/>
         </w:rPr>
       </w:pPr>
@@ -7237,7 +7118,6 @@
         <w:spacing w:lineRule="auto" w:line="278"/>
         <w:rPr>
           <w:i w:val="false"/>
-          <w:i w:val="false"/>
           <w:iCs w:val="false"/>
         </w:rPr>
       </w:pPr>
@@ -7257,7 +7137,6 @@
         <w:spacing w:lineRule="auto" w:line="278"/>
         <w:rPr>
           <w:i w:val="false"/>
-          <w:i w:val="false"/>
           <w:iCs w:val="false"/>
           <w:shd w:fill="FFFF00" w:val="clear"/>
         </w:rPr>
@@ -7276,7 +7155,6 @@
         <w:spacing w:lineRule="auto" w:line="278"/>
         <w:rPr>
           <w:i w:val="false"/>
-          <w:i w:val="false"/>
           <w:iCs w:val="false"/>
           <w:shd w:fill="FFFF00" w:val="clear"/>
         </w:rPr>
@@ -7305,7 +7183,6 @@
         <w:spacing w:lineRule="auto" w:line="278"/>
         <w:rPr>
           <w:i w:val="false"/>
-          <w:i w:val="false"/>
           <w:iCs w:val="false"/>
         </w:rPr>
       </w:pPr>
@@ -7325,7 +7202,6 @@
         <w:spacing w:lineRule="auto" w:line="278"/>
         <w:rPr>
           <w:i w:val="false"/>
-          <w:i w:val="false"/>
           <w:iCs w:val="false"/>
           <w:shd w:fill="FFFF00" w:val="clear"/>
         </w:rPr>
@@ -7344,7 +7220,6 @@
         <w:spacing w:lineRule="auto" w:line="278"/>
         <w:rPr>
           <w:i w:val="false"/>
-          <w:i w:val="false"/>
           <w:iCs w:val="false"/>
           <w:shd w:fill="FFFF00" w:val="clear"/>
         </w:rPr>
@@ -7373,7 +7248,6 @@
         <w:spacing w:lineRule="auto" w:line="278"/>
         <w:rPr>
           <w:i w:val="false"/>
-          <w:i w:val="false"/>
           <w:iCs w:val="false"/>
         </w:rPr>
       </w:pPr>
@@ -7393,7 +7267,6 @@
         <w:spacing w:lineRule="auto" w:line="278"/>
         <w:rPr>
           <w:i w:val="false"/>
-          <w:i w:val="false"/>
           <w:iCs w:val="false"/>
           <w:shd w:fill="FFFF00" w:val="clear"/>
         </w:rPr>
@@ -7412,7 +7285,6 @@
         <w:spacing w:lineRule="auto" w:line="278"/>
         <w:rPr>
           <w:i w:val="false"/>
-          <w:i w:val="false"/>
           <w:iCs w:val="false"/>
           <w:shd w:fill="FFFF00" w:val="clear"/>
         </w:rPr>
@@ -7441,7 +7313,6 @@
         <w:spacing w:lineRule="auto" w:line="278"/>
         <w:rPr>
           <w:i w:val="false"/>
-          <w:i w:val="false"/>
           <w:iCs w:val="false"/>
         </w:rPr>
       </w:pPr>
@@ -7461,7 +7332,6 @@
         <w:spacing w:lineRule="auto" w:line="278"/>
         <w:rPr>
           <w:i w:val="false"/>
-          <w:i w:val="false"/>
           <w:iCs w:val="false"/>
         </w:rPr>
       </w:pPr>
@@ -7481,7 +7351,6 @@
         <w:spacing w:lineRule="auto" w:line="278"/>
         <w:rPr>
           <w:i w:val="false"/>
-          <w:i w:val="false"/>
           <w:iCs w:val="false"/>
         </w:rPr>
       </w:pPr>
@@ -7500,7 +7369,6 @@
         <w:spacing w:lineRule="auto" w:line="278"/>
         <w:rPr>
           <w:i w:val="false"/>
-          <w:i w:val="false"/>
           <w:iCs w:val="false"/>
           <w:shd w:fill="FFFF00" w:val="clear"/>
         </w:rPr>
@@ -7519,7 +7387,6 @@
         <w:spacing w:lineRule="auto" w:line="278"/>
         <w:rPr>
           <w:i w:val="false"/>
-          <w:i w:val="false"/>
           <w:iCs w:val="false"/>
           <w:shd w:fill="FFFF00" w:val="clear"/>
         </w:rPr>
@@ -7548,7 +7415,6 @@
         <w:spacing w:lineRule="auto" w:line="278"/>
         <w:rPr>
           <w:i w:val="false"/>
-          <w:i w:val="false"/>
           <w:iCs w:val="false"/>
         </w:rPr>
       </w:pPr>
@@ -7568,7 +7434,6 @@
         <w:spacing w:lineRule="auto" w:line="278"/>
         <w:rPr>
           <w:i w:val="false"/>
-          <w:i w:val="false"/>
           <w:iCs w:val="false"/>
           <w:shd w:fill="FFFF00" w:val="clear"/>
         </w:rPr>
@@ -7587,7 +7452,6 @@
         <w:spacing w:lineRule="auto" w:line="278"/>
         <w:rPr>
           <w:i w:val="false"/>
-          <w:i w:val="false"/>
           <w:iCs w:val="false"/>
           <w:shd w:fill="FFFF00" w:val="clear"/>
         </w:rPr>
@@ -7616,7 +7480,6 @@
         <w:spacing w:lineRule="auto" w:line="278"/>
         <w:rPr>
           <w:i w:val="false"/>
-          <w:i w:val="false"/>
           <w:iCs w:val="false"/>
         </w:rPr>
       </w:pPr>
@@ -7636,7 +7499,6 @@
         <w:spacing w:lineRule="auto" w:line="278"/>
         <w:rPr>
           <w:i w:val="false"/>
-          <w:i w:val="false"/>
           <w:iCs w:val="false"/>
           <w:shd w:fill="FFFF00" w:val="clear"/>
         </w:rPr>
@@ -7655,7 +7517,6 @@
         <w:spacing w:lineRule="auto" w:line="278"/>
         <w:rPr>
           <w:i w:val="false"/>
-          <w:i w:val="false"/>
           <w:iCs w:val="false"/>
           <w:shd w:fill="FFFF00" w:val="clear"/>
         </w:rPr>
@@ -7684,7 +7545,6 @@
         <w:spacing w:lineRule="auto" w:line="278"/>
         <w:rPr>
           <w:i w:val="false"/>
-          <w:i w:val="false"/>
           <w:iCs w:val="false"/>
         </w:rPr>
       </w:pPr>
@@ -7704,7 +7564,6 @@
         <w:spacing w:lineRule="auto" w:line="278"/>
         <w:rPr>
           <w:i w:val="false"/>
-          <w:i w:val="false"/>
           <w:iCs w:val="false"/>
           <w:shd w:fill="FFFF00" w:val="clear"/>
         </w:rPr>
@@ -7723,7 +7582,6 @@
         <w:spacing w:lineRule="auto" w:line="278"/>
         <w:rPr>
           <w:i w:val="false"/>
-          <w:i w:val="false"/>
           <w:iCs w:val="false"/>
           <w:shd w:fill="FFFF00" w:val="clear"/>
         </w:rPr>
@@ -7752,7 +7610,6 @@
         <w:spacing w:lineRule="auto" w:line="278"/>
         <w:rPr>
           <w:i w:val="false"/>
-          <w:i w:val="false"/>
           <w:iCs w:val="false"/>
         </w:rPr>
       </w:pPr>
@@ -7772,7 +7629,6 @@
         <w:spacing w:lineRule="auto" w:line="278"/>
         <w:rPr>
           <w:i w:val="false"/>
-          <w:i w:val="false"/>
           <w:iCs w:val="false"/>
           <w:shd w:fill="FFFF00" w:val="clear"/>
         </w:rPr>
@@ -7791,7 +7647,6 @@
         <w:spacing w:lineRule="auto" w:line="278"/>
         <w:rPr>
           <w:i w:val="false"/>
-          <w:i w:val="false"/>
           <w:iCs w:val="false"/>
           <w:shd w:fill="FFFF00" w:val="clear"/>
         </w:rPr>
@@ -7820,7 +7675,6 @@
         <w:spacing w:lineRule="auto" w:line="278"/>
         <w:rPr>
           <w:i w:val="false"/>
-          <w:i w:val="false"/>
           <w:iCs w:val="false"/>
         </w:rPr>
       </w:pPr>
@@ -7840,7 +7694,6 @@
         <w:spacing w:lineRule="auto" w:line="278"/>
         <w:rPr>
           <w:i w:val="false"/>
-          <w:i w:val="false"/>
           <w:iCs w:val="false"/>
           <w:shd w:fill="FFFF00" w:val="clear"/>
         </w:rPr>
@@ -7859,7 +7712,6 @@
         <w:spacing w:lineRule="auto" w:line="278"/>
         <w:rPr>
           <w:i w:val="false"/>
-          <w:i w:val="false"/>
           <w:iCs w:val="false"/>
           <w:shd w:fill="FFFF00" w:val="clear"/>
         </w:rPr>
@@ -7896,7 +7748,6 @@
         <w:spacing w:lineRule="auto" w:line="278"/>
         <w:rPr>
           <w:i w:val="false"/>
-          <w:i w:val="false"/>
           <w:iCs w:val="false"/>
         </w:rPr>
       </w:pPr>
@@ -7916,7 +7767,6 @@
         <w:spacing w:lineRule="auto" w:line="278"/>
         <w:rPr>
           <w:i w:val="false"/>
-          <w:i w:val="false"/>
           <w:iCs w:val="false"/>
           <w:shd w:fill="FFFF00" w:val="clear"/>
         </w:rPr>
@@ -7935,7 +7785,6 @@
         <w:spacing w:lineRule="auto" w:line="278"/>
         <w:rPr>
           <w:i w:val="false"/>
-          <w:i w:val="false"/>
           <w:iCs w:val="false"/>
           <w:shd w:fill="FFFF00" w:val="clear"/>
         </w:rPr>
@@ -7964,7 +7813,6 @@
         <w:spacing w:lineRule="auto" w:line="278"/>
         <w:rPr>
           <w:i w:val="false"/>
-          <w:i w:val="false"/>
           <w:iCs w:val="false"/>
         </w:rPr>
       </w:pPr>
@@ -7984,7 +7832,6 @@
         <w:spacing w:lineRule="auto" w:line="278"/>
         <w:rPr>
           <w:i w:val="false"/>
-          <w:i w:val="false"/>
           <w:iCs w:val="false"/>
         </w:rPr>
       </w:pPr>
@@ -8004,7 +7851,6 @@
         <w:spacing w:lineRule="auto" w:line="278"/>
         <w:rPr>
           <w:i w:val="false"/>
-          <w:i w:val="false"/>
           <w:iCs w:val="false"/>
           <w:shd w:fill="auto" w:val="clear"/>
         </w:rPr>
@@ -8025,7 +7871,6 @@
         <w:spacing w:lineRule="auto" w:line="278"/>
         <w:rPr>
           <w:i w:val="false"/>
-          <w:i w:val="false"/>
           <w:iCs w:val="false"/>
           <w:shd w:fill="auto" w:val="clear"/>
         </w:rPr>
@@ -8060,7 +7905,6 @@
         <w:spacing w:lineRule="auto" w:line="278"/>
         <w:rPr>
           <w:i w:val="false"/>
-          <w:i w:val="false"/>
           <w:iCs w:val="false"/>
         </w:rPr>
       </w:pPr>
@@ -8079,7 +7923,6 @@
         <w:pStyle w:val="Normal"/>
         <w:spacing w:lineRule="auto" w:line="278"/>
         <w:rPr>
-          <w:i w:val="false"/>
           <w:i w:val="false"/>
           <w:iCs w:val="false"/>
           <w:highlight w:val="none"/>
@@ -8100,7 +7943,6 @@
         <w:spacing w:lineRule="auto" w:line="278" w:before="0" w:after="160"/>
         <w:rPr>
           <w:i w:val="false"/>
-          <w:i w:val="false"/>
           <w:iCs w:val="false"/>
         </w:rPr>
       </w:pPr>
@@ -8119,7 +7961,6 @@
         <w:spacing w:lineRule="auto" w:line="278" w:before="0" w:after="160"/>
         <w:rPr>
           <w:i w:val="false"/>
-          <w:i w:val="false"/>
           <w:iCs w:val="false"/>
         </w:rPr>
       </w:pPr>
@@ -8138,7 +7979,6 @@
         <w:spacing w:lineRule="auto" w:line="278" w:before="0" w:after="160"/>
         <w:rPr>
           <w:i w:val="false"/>
-          <w:i w:val="false"/>
           <w:iCs w:val="false"/>
         </w:rPr>
       </w:pPr>
@@ -8156,7 +7996,6 @@
         <w:spacing w:lineRule="auto" w:line="278" w:before="0" w:after="160"/>
         <w:rPr>
           <w:i w:val="false"/>
-          <w:i w:val="false"/>
           <w:iCs w:val="false"/>
         </w:rPr>
       </w:pPr>
@@ -8174,7 +8013,6 @@
         <w:spacing w:lineRule="auto" w:line="278" w:before="0" w:after="160"/>
         <w:rPr>
           <w:i w:val="false"/>
-          <w:i w:val="false"/>
           <w:iCs w:val="false"/>
         </w:rPr>
       </w:pPr>
@@ -8192,7 +8030,6 @@
         <w:spacing w:lineRule="auto" w:line="278" w:before="0" w:after="160"/>
         <w:rPr>
           <w:i w:val="false"/>
-          <w:i w:val="false"/>
           <w:iCs w:val="false"/>
         </w:rPr>
       </w:pPr>
@@ -8211,7 +8048,6 @@
         <w:spacing w:lineRule="auto" w:line="278" w:before="0" w:after="160"/>
         <w:rPr>
           <w:i w:val="false"/>
-          <w:i w:val="false"/>
           <w:iCs w:val="false"/>
         </w:rPr>
       </w:pPr>
@@ -8230,23 +8066,21 @@
         <w:spacing w:lineRule="auto" w:line="278" w:before="0" w:after="160"/>
         <w:rPr>
           <w:i w:val="false"/>
-          <w:i w:val="false"/>
-          <w:iCs w:val="false"/>
-        </w:rPr>
-      </w:pPr>
-      <w:r>
-        <w:rPr>
-          <w:i w:val="false"/>
-          <w:iCs w:val="false"/>
-        </w:rPr>
-      </w:r>
-    </w:p>
-    <w:p>
-      <w:pPr>
-        <w:pStyle w:val="Normal"/>
-        <w:spacing w:lineRule="auto" w:line="278" w:before="0" w:after="160"/>
-        <w:rPr>
-          <w:i w:val="false"/>
+          <w:iCs w:val="false"/>
+        </w:rPr>
+      </w:pPr>
+      <w:r>
+        <w:rPr>
+          <w:i w:val="false"/>
+          <w:iCs w:val="false"/>
+        </w:rPr>
+      </w:r>
+    </w:p>
+    <w:p>
+      <w:pPr>
+        <w:pStyle w:val="Normal"/>
+        <w:spacing w:lineRule="auto" w:line="278" w:before="0" w:after="160"/>
+        <w:rPr>
           <w:i w:val="false"/>
           <w:iCs w:val="false"/>
         </w:rPr>
@@ -8266,7 +8100,6 @@
         <w:spacing w:lineRule="auto" w:line="278" w:before="0" w:after="160"/>
         <w:rPr>
           <w:i w:val="false"/>
-          <w:i w:val="false"/>
           <w:iCs w:val="false"/>
         </w:rPr>
       </w:pPr>
@@ -8285,23 +8118,21 @@
         <w:spacing w:lineRule="auto" w:line="278" w:before="0" w:after="160"/>
         <w:rPr>
           <w:i w:val="false"/>
-          <w:i w:val="false"/>
-          <w:iCs w:val="false"/>
-        </w:rPr>
-      </w:pPr>
-      <w:r>
-        <w:rPr>
-          <w:i w:val="false"/>
-          <w:iCs w:val="false"/>
-        </w:rPr>
-      </w:r>
-    </w:p>
-    <w:p>
-      <w:pPr>
-        <w:pStyle w:val="Normal"/>
-        <w:spacing w:lineRule="auto" w:line="278" w:before="0" w:after="160"/>
-        <w:rPr>
-          <w:i w:val="false"/>
+          <w:iCs w:val="false"/>
+        </w:rPr>
+      </w:pPr>
+      <w:r>
+        <w:rPr>
+          <w:i w:val="false"/>
+          <w:iCs w:val="false"/>
+        </w:rPr>
+      </w:r>
+    </w:p>
+    <w:p>
+      <w:pPr>
+        <w:pStyle w:val="Normal"/>
+        <w:spacing w:lineRule="auto" w:line="278" w:before="0" w:after="160"/>
+        <w:rPr>
           <w:i w:val="false"/>
           <w:iCs w:val="false"/>
         </w:rPr>
@@ -8321,7 +8152,6 @@
         <w:spacing w:lineRule="auto" w:line="278" w:before="0" w:after="160"/>
         <w:rPr>
           <w:i w:val="false"/>
-          <w:i w:val="false"/>
           <w:iCs w:val="false"/>
         </w:rPr>
       </w:pPr>
@@ -8340,7 +8170,6 @@
         <w:spacing w:lineRule="auto" w:line="278" w:before="0" w:after="160"/>
         <w:rPr>
           <w:i w:val="false"/>
-          <w:i w:val="false"/>
           <w:iCs w:val="false"/>
         </w:rPr>
       </w:pPr>
@@ -8357,7 +8186,6 @@
         <w:spacing w:lineRule="auto" w:line="278"/>
         <w:rPr>
           <w:i w:val="false"/>
-          <w:i w:val="false"/>
           <w:iCs w:val="false"/>
         </w:rPr>
       </w:pPr>
@@ -8376,7 +8204,6 @@
         <w:spacing w:lineRule="auto" w:line="278"/>
         <w:rPr>
           <w:i w:val="false"/>
-          <w:i w:val="false"/>
           <w:iCs w:val="false"/>
         </w:rPr>
       </w:pPr>
@@ -8402,7 +8229,6 @@
         <w:pStyle w:val="Normal"/>
         <w:rPr>
           <w:i w:val="false"/>
-          <w:i w:val="false"/>
           <w:iCs w:val="false"/>
         </w:rPr>
       </w:pPr>
@@ -8421,7 +8247,6 @@
           <w:b w:val="false"/>
           <w:bCs w:val="false"/>
           <w:i w:val="false"/>
-          <w:i w:val="false"/>
           <w:iCs w:val="false"/>
         </w:rPr>
       </w:pPr>
@@ -8443,7 +8268,6 @@
           <w:b w:val="false"/>
           <w:bCs w:val="false"/>
           <w:i w:val="false"/>
-          <w:i w:val="false"/>
           <w:iCs w:val="false"/>
         </w:rPr>
       </w:pPr>
@@ -8478,7 +8302,6 @@
           <w:b w:val="false"/>
           <w:bCs w:val="false"/>
           <w:i w:val="false"/>
-          <w:i w:val="false"/>
           <w:iCs w:val="false"/>
         </w:rPr>
       </w:pPr>
@@ -8504,24 +8327,22 @@
           <w:b w:val="false"/>
           <w:bCs w:val="false"/>
           <w:i w:val="false"/>
-          <w:i w:val="false"/>
-          <w:iCs w:val="false"/>
-        </w:rPr>
-      </w:pPr>
-      <w:r>
-        <w:rPr>
-          <w:b w:val="false"/>
-          <w:bCs w:val="false"/>
-          <w:i w:val="false"/>
-          <w:iCs w:val="false"/>
-        </w:rPr>
-      </w:r>
-    </w:p>
-    <w:p>
-      <w:pPr>
-        <w:pStyle w:val="Normal"/>
-        <w:rPr>
-          <w:i w:val="false"/>
+          <w:iCs w:val="false"/>
+        </w:rPr>
+      </w:pPr>
+      <w:r>
+        <w:rPr>
+          <w:b w:val="false"/>
+          <w:bCs w:val="false"/>
+          <w:i w:val="false"/>
+          <w:iCs w:val="false"/>
+        </w:rPr>
+      </w:r>
+    </w:p>
+    <w:p>
+      <w:pPr>
+        <w:pStyle w:val="Normal"/>
+        <w:rPr>
           <w:i w:val="false"/>
           <w:iCs w:val="false"/>
         </w:rPr>
@@ -8538,7 +8359,6 @@
       <w:pPr>
         <w:pStyle w:val="Normal"/>
         <w:rPr>
-          <w:i w:val="false"/>
           <w:i w:val="false"/>
           <w:iCs w:val="false"/>
         </w:rPr>
@@ -13034,7 +12854,7 @@
       <w:r>
         <w:rPr/>
         <w:tab/>
-        <w:t>Living deeply with solitude, Zarathustra begins to a</w:t>
+        <w:t>Living deeply with periods of solitude in life, Zarathustra has a</w:t>
       </w:r>
       <w:r>
         <w:rPr>
@@ -13048,7 +12868,7 @@
       </w:r>
       <w:r>
         <w:rPr/>
-        <w:t xml:space="preserve"> it. Not typical for absence itself to have moods. A little note: Zarathustra’s followers morphed and forsook him in his absence but his solitude remained loyal. People might betray you, but being alone will always be there. Next line,</w:t>
+        <w:t xml:space="preserve"> it. Not typical for most people to have endow solitude itself with emotion. A little note: Zarathustra’s followers morphed and forsook him in his absence, but his solitude remained loyal to him. People might betray you, but being alone will always be there. Next line,</w:t>
       </w:r>
     </w:p>
     <w:p>
@@ -13197,7 +13017,7 @@
       <w:r>
         <w:rPr/>
         <w:tab/>
-        <w:t>Among people you seem wild, as in you need to be tamed, strange as in you are just another oddity not yet assigned to a box. Love didn’t bridge the gap in understanding, it concealed the truth. And why? Because anyone who has read this far has complained once that Zarathustra sets the bar too high. Still, Lonesomeness is lying here or at least not telling the whole truth. Yes, the reader and his followers didn’t enjoy the standard set but it is not binary. One can complain and still aspire. This is the stick. Next line,</w:t>
+        <w:t>Among people Zarathustra seemed wild, as though he required domestication. Strange, too, in that he appeared as just another oddity not yet assigned by humanity into a box. Love did not bridge the gap in understanding, it merely concealed it. Why is that? Perhaps because anyone who has read this far has complained at least once that Zarathustra sets the bar too high. Still, Lonesomeness is lying here or at least not telling the whole truth. Yes, the reader and his followers didn’t enjoy the standard set by Zarathustra, but the matter is not so binary. One can resent a standard and still aspire to it. This is the stick. Next line,</w:t>
       </w:r>
     </w:p>
     <w:p>
@@ -13236,7 +13056,7 @@
       <w:r>
         <w:rPr/>
         <w:tab/>
-        <w:t>Here is the carrot. No one will distort and simplify you, no one will use what you are against you. You have radical freedom from the gaze of others. Note the double home and house. This is not just his home, this is where he really belongs, at least according to avatar of Lonesomeness. Next line,</w:t>
+        <w:t>Here is the carrot. Lonesomeness tells him that here, with her, no one will distort and simplify him, no one will use what he is against him. You have radical freedom from the gaze of others. Note the doubling of home and house. This is not just his home, this is where he really belongs, at least according to the avatar of Lonesomeness. Next line,</w:t>
       </w:r>
     </w:p>
     <w:p>
@@ -13274,7 +13094,7 @@
       <w:r>
         <w:rPr/>
         <w:tab/>
-        <w:t>The temptress continues. Offering Zarathustra something he cannot have amongst humans. His ideas will remain here unchallenged, they will fit together perfectly. Whim will become law and castles in the sky shall be built. Next line,</w:t>
+        <w:t>The temptress continues, offering Zarathustra something he cannot have among humans. His ideas will remain here unchallenged; they will fit together perfectly. Here whim will become law, and castles in the sky shall be built without resistance. Next line,</w:t>
       </w:r>
     </w:p>
     <w:p>
@@ -13319,11 +13139,11 @@
           <w:shd w:fill="auto" w:val="clear"/>
         </w:rPr>
         <w:tab/>
-        <w:t>Without shame and without guile you may talk about all things, concretes and abstractions. No one will be searching for agendas and hidden meanings. T</w:t>
-      </w:r>
-      <w:r>
-        <w:rPr/>
-        <w:t>hese object/abstractions will love being worthy of being talked to directly. Almost as if some object/abstract concept would enjoy the idea that a human thinks of them not in terms of utility, not in terms of what the human wants them to be but are not, but exactly what the human wants them to be. Not talking about liberty as in what it gains a society, not talking about it in trying to match what the typical definition is to what you need it to be at the moment, but instead just saying liberty is what the person wants it to mean. The jargon-heavy world of continental philosophy is avoided here. Next line,</w:t>
+        <w:t>Without shame and without guile you may talk about all things, concrete things and abstractions. No one will be searching for agendas and hidden meanings. T</w:t>
+      </w:r>
+      <w:r>
+        <w:rPr/>
+        <w:t>hese object and abstractions seem almost flattered to be addressed directly. It is though things themselves welcome being addressed without mediation. They are no longer reduced into utility, twisted into rhetoric, or forced to serve some immediate need.  One is not speaking about liberty as in what it can win society, nor bending the definition to suit the needs of the moment. One is simply letting the idea stand before oneself. The jargon-heavy world of continental philosophy is to be overcome here. Next line,</w:t>
       </w:r>
     </w:p>
     <w:p>
@@ -16191,7 +16011,6 @@
         <w:spacing w:lineRule="auto" w:line="278" w:before="0" w:after="160"/>
         <w:rPr>
           <w:i w:val="false"/>
-          <w:i w:val="false"/>
           <w:iCs w:val="false"/>
         </w:rPr>
       </w:pPr>
@@ -16223,7 +16042,6 @@
         <w:spacing w:lineRule="auto" w:line="278" w:before="0" w:after="160"/>
         <w:rPr>
           <w:i w:val="false"/>
-          <w:i w:val="false"/>
           <w:iCs w:val="false"/>
         </w:rPr>
       </w:pPr>
@@ -16247,23 +16065,21 @@
         <w:spacing w:lineRule="auto" w:line="278" w:before="0" w:after="160"/>
         <w:rPr>
           <w:i w:val="false"/>
-          <w:i w:val="false"/>
-          <w:iCs w:val="false"/>
-        </w:rPr>
-      </w:pPr>
-      <w:r>
-        <w:rPr>
-          <w:i w:val="false"/>
-          <w:iCs w:val="false"/>
-        </w:rPr>
-      </w:r>
-    </w:p>
-    <w:p>
-      <w:pPr>
-        <w:pStyle w:val="BodyText"/>
-        <w:spacing w:lineRule="auto" w:line="278" w:before="0" w:after="160"/>
-        <w:rPr>
-          <w:i w:val="false"/>
+          <w:iCs w:val="false"/>
+        </w:rPr>
+      </w:pPr>
+      <w:r>
+        <w:rPr>
+          <w:i w:val="false"/>
+          <w:iCs w:val="false"/>
+        </w:rPr>
+      </w:r>
+    </w:p>
+    <w:p>
+      <w:pPr>
+        <w:pStyle w:val="BodyText"/>
+        <w:spacing w:lineRule="auto" w:line="278" w:before="0" w:after="160"/>
+        <w:rPr>
           <w:i w:val="false"/>
           <w:iCs w:val="false"/>
           <w:highlight w:val="none"/>
@@ -16351,7 +16167,6 @@
         <w:rPr>
           <w:rStyle w:val="Emphasis"/>
           <w:i w:val="false"/>
-          <w:i w:val="false"/>
           <w:iCs w:val="false"/>
         </w:rPr>
       </w:pPr>
@@ -16448,7 +16263,6 @@
         <w:rPr>
           <w:rStyle w:val="Emphasis"/>
           <w:i w:val="false"/>
-          <w:i w:val="false"/>
           <w:iCs w:val="false"/>
         </w:rPr>
       </w:pPr>
@@ -16498,7 +16312,6 @@
         <w:rPr>
           <w:rStyle w:val="Emphasis"/>
           <w:i w:val="false"/>
-          <w:i w:val="false"/>
           <w:iCs w:val="false"/>
         </w:rPr>
       </w:pPr>
@@ -16548,7 +16361,6 @@
         <w:rPr>
           <w:rStyle w:val="Emphasis"/>
           <w:i w:val="false"/>
-          <w:i w:val="false"/>
           <w:iCs w:val="false"/>
         </w:rPr>
       </w:pPr>
@@ -16598,7 +16410,6 @@
         <w:spacing w:lineRule="auto" w:line="278" w:before="0" w:after="160"/>
         <w:rPr>
           <w:rStyle w:val="Emphasis"/>
-          <w:i w:val="false"/>
           <w:i w:val="false"/>
           <w:iCs w:val="false"/>
           <w:highlight w:val="none"/>
@@ -16858,7 +16669,6 @@
         <w:rPr>
           <w:rStyle w:val="Emphasis"/>
           <w:i w:val="false"/>
-          <w:i w:val="false"/>
           <w:iCs w:val="false"/>
         </w:rPr>
       </w:pPr>
@@ -16891,7 +16701,6 @@
         <w:spacing w:lineRule="auto" w:line="278" w:before="0" w:after="160"/>
         <w:rPr>
           <w:i w:val="false"/>
-          <w:i w:val="false"/>
           <w:iCs w:val="false"/>
         </w:rPr>
       </w:pPr>
@@ -16912,7 +16721,6 @@
         <w:rPr>
           <w:rStyle w:val="Emphasis"/>
           <w:i w:val="false"/>
-          <w:i w:val="false"/>
           <w:iCs w:val="false"/>
         </w:rPr>
       </w:pPr>
@@ -16945,7 +16753,6 @@
         <w:spacing w:lineRule="auto" w:line="278" w:before="0" w:after="160"/>
         <w:rPr>
           <w:rStyle w:val="Emphasis"/>
-          <w:i w:val="false"/>
           <w:i w:val="false"/>
           <w:iCs w:val="false"/>
         </w:rPr>
@@ -17243,7 +17050,6 @@
         <w:rPr>
           <w:rStyle w:val="Emphasis"/>
           <w:i w:val="false"/>
-          <w:i w:val="false"/>
           <w:iCs w:val="false"/>
         </w:rPr>
       </w:pPr>
@@ -17277,7 +17083,6 @@
         <w:rPr>
           <w:rStyle w:val="Emphasis"/>
           <w:i w:val="false"/>
-          <w:i w:val="false"/>
           <w:iCs w:val="false"/>
         </w:rPr>
       </w:pPr>
@@ -17298,7 +17103,6 @@
         <w:rPr>
           <w:rStyle w:val="Emphasis"/>
           <w:i w:val="false"/>
-          <w:i w:val="false"/>
           <w:iCs w:val="false"/>
         </w:rPr>
       </w:pPr>
@@ -17337,7 +17141,6 @@
         <w:rPr>
           <w:rStyle w:val="Emphasis"/>
           <w:i w:val="false"/>
-          <w:i w:val="false"/>
           <w:iCs w:val="false"/>
         </w:rPr>
       </w:pPr>
@@ -17395,7 +17198,6 @@
         <w:rPr>
           <w:rStyle w:val="Emphasis"/>
           <w:i w:val="false"/>
-          <w:i w:val="false"/>
           <w:iCs w:val="false"/>
         </w:rPr>
       </w:pPr>
@@ -17742,7 +17544,6 @@
         <w:rPr>
           <w:rStyle w:val="Emphasis"/>
           <w:i w:val="false"/>
-          <w:i w:val="false"/>
           <w:iCs w:val="false"/>
         </w:rPr>
       </w:pPr>
@@ -17762,7 +17563,6 @@
         <w:spacing w:lineRule="auto" w:line="278" w:before="0" w:after="160"/>
         <w:rPr>
           <w:i w:val="false"/>
-          <w:i w:val="false"/>
           <w:iCs w:val="false"/>
           <w:highlight w:val="none"/>
           <w:shd w:fill="FFFF00" w:val="clear"/>
@@ -17808,7 +17608,6 @@
         <w:rPr>
           <w:rStyle w:val="Emphasis"/>
           <w:i w:val="false"/>
-          <w:i w:val="false"/>
           <w:iCs w:val="false"/>
         </w:rPr>
       </w:pPr>
@@ -17829,23 +17628,21 @@
         <w:rPr>
           <w:rStyle w:val="Emphasis"/>
           <w:i w:val="false"/>
-          <w:i w:val="false"/>
-          <w:iCs w:val="false"/>
-        </w:rPr>
-      </w:pPr>
-      <w:r>
-        <w:rPr>
-          <w:i w:val="false"/>
-          <w:iCs w:val="false"/>
-        </w:rPr>
-      </w:r>
-    </w:p>
-    <w:p>
-      <w:pPr>
-        <w:pStyle w:val="BodyText"/>
-        <w:spacing w:lineRule="auto" w:line="278" w:before="0" w:after="160"/>
-        <w:rPr>
-          <w:i w:val="false"/>
+          <w:iCs w:val="false"/>
+        </w:rPr>
+      </w:pPr>
+      <w:r>
+        <w:rPr>
+          <w:i w:val="false"/>
+          <w:iCs w:val="false"/>
+        </w:rPr>
+      </w:r>
+    </w:p>
+    <w:p>
+      <w:pPr>
+        <w:pStyle w:val="BodyText"/>
+        <w:spacing w:lineRule="auto" w:line="278" w:before="0" w:after="160"/>
+        <w:rPr>
           <w:i w:val="false"/>
           <w:iCs w:val="false"/>
           <w:highlight w:val="none"/>
@@ -17877,7 +17674,6 @@
         <w:rPr>
           <w:rStyle w:val="Emphasis"/>
           <w:i w:val="false"/>
-          <w:i w:val="false"/>
           <w:iCs w:val="false"/>
         </w:rPr>
       </w:pPr>
@@ -17912,7 +17708,6 @@
         <w:rPr>
           <w:rStyle w:val="Emphasis"/>
           <w:i w:val="false"/>
-          <w:i w:val="false"/>
           <w:iCs w:val="false"/>
         </w:rPr>
       </w:pPr>
@@ -17946,7 +17741,6 @@
         <w:rPr>
           <w:rStyle w:val="Emphasis"/>
           <w:i w:val="false"/>
-          <w:i w:val="false"/>
           <w:iCs w:val="false"/>
         </w:rPr>
       </w:pPr>
@@ -17967,7 +17761,6 @@
         <w:rPr>
           <w:rStyle w:val="Emphasis"/>
           <w:i w:val="false"/>
-          <w:i w:val="false"/>
           <w:iCs w:val="false"/>
         </w:rPr>
       </w:pPr>
@@ -18001,7 +17794,6 @@
         <w:rPr>
           <w:rStyle w:val="Emphasis"/>
           <w:i w:val="false"/>
-          <w:i w:val="false"/>
           <w:iCs w:val="false"/>
         </w:rPr>
       </w:pPr>
@@ -18022,7 +17814,6 @@
         <w:rPr>
           <w:rStyle w:val="Emphasis"/>
           <w:i w:val="false"/>
-          <w:i w:val="false"/>
           <w:iCs w:val="false"/>
         </w:rPr>
       </w:pPr>
@@ -18056,7 +17847,6 @@
         <w:rPr>
           <w:rStyle w:val="Emphasis"/>
           <w:i w:val="false"/>
-          <w:i w:val="false"/>
           <w:iCs w:val="false"/>
         </w:rPr>
       </w:pPr>
@@ -18077,7 +17867,6 @@
         <w:rPr>
           <w:rStyle w:val="Emphasis"/>
           <w:i w:val="false"/>
-          <w:i w:val="false"/>
           <w:iCs w:val="false"/>
         </w:rPr>
       </w:pPr>
@@ -18098,7 +17887,6 @@
         <w:rPr>
           <w:rStyle w:val="Emphasis"/>
           <w:i w:val="false"/>
-          <w:i w:val="false"/>
           <w:iCs w:val="false"/>
         </w:rPr>
       </w:pPr>
@@ -18148,7 +17936,6 @@
         <w:rPr>
           <w:rStyle w:val="Emphasis"/>
           <w:i w:val="false"/>
-          <w:i w:val="false"/>
           <w:iCs w:val="false"/>
         </w:rPr>
       </w:pPr>
@@ -18245,7 +18032,6 @@
         <w:rPr>
           <w:rStyle w:val="Emphasis"/>
           <w:i w:val="false"/>
-          <w:i w:val="false"/>
           <w:iCs w:val="false"/>
         </w:rPr>
       </w:pPr>
@@ -18295,7 +18081,6 @@
         <w:rPr>
           <w:rStyle w:val="Emphasis"/>
           <w:i w:val="false"/>
-          <w:i w:val="false"/>
           <w:iCs w:val="false"/>
         </w:rPr>
       </w:pPr>
@@ -18345,7 +18130,6 @@
         <w:rPr>
           <w:rStyle w:val="Emphasis"/>
           <w:i w:val="false"/>
-          <w:i w:val="false"/>
           <w:iCs w:val="false"/>
         </w:rPr>
       </w:pPr>
@@ -18362,7 +18146,6 @@
         <w:spacing w:lineRule="auto" w:line="278" w:before="0" w:after="160"/>
         <w:rPr>
           <w:rStyle w:val="Emphasis"/>
-          <w:i w:val="false"/>
           <w:i w:val="false"/>
           <w:iCs w:val="false"/>
         </w:rPr>

--- a/book 3 50-54.docx
+++ b/book 3 50-54.docx
@@ -3449,12 +3449,14 @@
         <w:pStyle w:val="BodyText"/>
         <w:spacing w:lineRule="auto" w:line="278" w:before="0" w:after="160"/>
         <w:rPr>
-          <w:b w:val="false"/>
-          <w:bCs w:val="false"/>
-        </w:rPr>
-      </w:pPr>
-      <w:r>
-        <w:rPr/>
+          <w:highlight w:val="none"/>
+          <w:shd w:fill="FFFF00" w:val="clear"/>
+        </w:rPr>
+      </w:pPr>
+      <w:r>
+        <w:rPr>
+          <w:shd w:fill="FFFF00" w:val="clear"/>
+        </w:rPr>
         <w:t xml:space="preserve">[3_50:39] Let them HEAR me chattering and sighing with winter-cold, all those poor squinting knaves around me! With such sighing and chattering do I flee from their heated rooms. </w:t>
       </w:r>
     </w:p>
@@ -3501,14 +3503,15 @@
         <w:pStyle w:val="BodyText"/>
         <w:spacing w:lineRule="auto" w:line="278" w:before="0" w:after="160"/>
         <w:rPr>
-          <w:b w:val="false"/>
-          <w:bCs w:val="false"/>
-        </w:rPr>
-      </w:pPr>
-      <w:r>
-        <w:rPr>
-          <w:b w:val="false"/>
-          <w:bCs w:val="false"/>
+          <w:highlight w:val="none"/>
+          <w:shd w:fill="FFFF00" w:val="clear"/>
+        </w:rPr>
+      </w:pPr>
+      <w:r>
+        <w:rPr>
+          <w:b w:val="false"/>
+          <w:bCs w:val="false"/>
+          <w:shd w:fill="FFFF00" w:val="clear"/>
         </w:rPr>
         <w:t xml:space="preserve">[3_50:40] Let them sympathise with me and sigh with me on account of my chilblains: “At the ice of knowledge will he yet FREEZE TO DEATH!”—so they mourn. </w:t>
       </w:r>
@@ -3563,14 +3566,15 @@
         <w:pStyle w:val="BodyText"/>
         <w:spacing w:lineRule="auto" w:line="278" w:before="0" w:after="160"/>
         <w:rPr>
-          <w:b w:val="false"/>
-          <w:bCs w:val="false"/>
-        </w:rPr>
-      </w:pPr>
-      <w:r>
-        <w:rPr>
-          <w:b w:val="false"/>
-          <w:bCs w:val="false"/>
+          <w:highlight w:val="none"/>
+          <w:shd w:fill="FFFF00" w:val="clear"/>
+        </w:rPr>
+      </w:pPr>
+      <w:r>
+        <w:rPr>
+          <w:b w:val="false"/>
+          <w:bCs w:val="false"/>
+          <w:shd w:fill="FFFF00" w:val="clear"/>
         </w:rPr>
         <w:t>[3_50:41] Meanwhile do I run with warm feet hither and thither on mine Olive-Mount: in the sunny corner of mine Olive-Mount do I sing, and mock at all pity.—</w:t>
       </w:r>
@@ -3632,14 +3636,15 @@
         <w:pStyle w:val="BodyText"/>
         <w:spacing w:lineRule="auto" w:line="278" w:before="0" w:after="160"/>
         <w:rPr>
-          <w:b w:val="false"/>
-          <w:bCs w:val="false"/>
-        </w:rPr>
-      </w:pPr>
-      <w:r>
-        <w:rPr>
-          <w:b w:val="false"/>
-          <w:bCs w:val="false"/>
+          <w:highlight w:val="none"/>
+          <w:shd w:fill="FFFF00" w:val="clear"/>
+        </w:rPr>
+      </w:pPr>
+      <w:r>
+        <w:rPr>
+          <w:b w:val="false"/>
+          <w:bCs w:val="false"/>
+          <w:shd w:fill="FFFF00" w:val="clear"/>
         </w:rPr>
         <w:t xml:space="preserve">[3_50:42] Thus sang Zarathustra. </w:t>
       </w:r>
@@ -14553,7 +14558,42 @@
       <w:r>
         <w:rPr/>
         <w:tab/>
-        <w:t>We finally got the location, he has left Pied Cow and is up on the mountain either at or very near his home. Rejoicing at his freedom, even his nostrils will be blessed with the clean air. There is a slight humor here. The sense we feel the least attached to, smell, is the first sense to feel salvation. The last shall be first, the first shall be last. Next line,</w:t>
+        <w:t>We finally got the location, he has left Pied Cow and is up on the mountain either at or very near his home. Rejoicing at his freedom, even his nostrils will be blessed with the clean air. There is a slight humor here. The sense we feel the least attached to, smell, is the first sense to feel salvation. The last shall be first, the first shall be last.</w:t>
+      </w:r>
+    </w:p>
+    <w:p>
+      <w:pPr>
+        <w:pStyle w:val="BodyText"/>
+        <w:spacing w:lineRule="auto" w:line="278" w:before="0" w:after="160"/>
+        <w:rPr/>
+      </w:pPr>
+      <w:r>
+        <w:rPr/>
+        <w:tab/>
+        <w:t>This might be a reference to Heraclitus DK B8 “</w:t>
+      </w:r>
+      <w:r>
+        <w:rPr>
+          <w:color w:val="000000"/>
+        </w:rPr>
+        <w:t>If all things were turned to smoke, the nostrils would distinguish them.”</w:t>
+      </w:r>
+      <w:r>
+        <w:rPr>
+          <w:rStyle w:val="FootnoteReference"/>
+          <w:color w:val="000000"/>
+        </w:rPr>
+        <w:footnoteReference w:id="15"/>
+      </w:r>
+      <w:r>
+        <w:rPr>
+          <w:color w:val="000000"/>
+        </w:rPr>
+        <w:t xml:space="preserve"> </w:t>
+      </w:r>
+      <w:r>
+        <w:rPr/>
+        <w:t>Next line,</w:t>
       </w:r>
     </w:p>
     <w:p>
@@ -14628,8 +14668,61 @@
       </w:pPr>
       <w:r>
         <w:rPr/>
-        <w:tab/>
-        <w:t xml:space="preserve">And so ends the dark section on a high note. </w:t>
+        <w:t>And so ends the dark section on a high note.</w:t>
+      </w:r>
+    </w:p>
+    <w:p>
+      <w:pPr>
+        <w:pStyle w:val="Normal"/>
+        <w:rPr/>
+      </w:pPr>
+      <w:r>
+        <w:rPr/>
+      </w:r>
+    </w:p>
+    <w:p>
+      <w:pPr>
+        <w:pStyle w:val="Normal"/>
+        <w:rPr/>
+      </w:pPr>
+      <w:r>
+        <w:rPr/>
+      </w:r>
+    </w:p>
+    <w:p>
+      <w:pPr>
+        <w:pStyle w:val="Normal"/>
+        <w:rPr/>
+      </w:pPr>
+      <w:r>
+        <w:rPr/>
+      </w:r>
+    </w:p>
+    <w:p>
+      <w:pPr>
+        <w:pStyle w:val="Normal"/>
+        <w:rPr/>
+      </w:pPr>
+      <w:r>
+        <w:rPr/>
+      </w:r>
+    </w:p>
+    <w:p>
+      <w:pPr>
+        <w:pStyle w:val="Normal"/>
+        <w:rPr/>
+      </w:pPr>
+      <w:r>
+        <w:rPr/>
+      </w:r>
+    </w:p>
+    <w:p>
+      <w:pPr>
+        <w:pStyle w:val="Normal"/>
+        <w:rPr/>
+      </w:pPr>
+      <w:r>
+        <w:rPr/>
       </w:r>
     </w:p>
     <w:p>
@@ -18169,10 +18262,10 @@
       <w:r>
         <w:rPr/>
       </w:r>
-      <w:bookmarkStart w:id="10" w:name="link2H_4_0060_Copy_1"/>
-      <w:bookmarkStart w:id="11" w:name="link2H_4_0061_Copy_1"/>
-      <w:bookmarkStart w:id="12" w:name="link2H_4_0060_Copy_1"/>
-      <w:bookmarkStart w:id="13" w:name="link2H_4_0061_Copy_1"/>
+      <w:bookmarkStart w:id="10" w:name="link2H_4_0061_Copy_1"/>
+      <w:bookmarkStart w:id="11" w:name="link2H_4_0060_Copy_1"/>
+      <w:bookmarkStart w:id="12" w:name="link2H_4_0061_Copy_1"/>
+      <w:bookmarkStart w:id="13" w:name="link2H_4_0060_Copy_1"/>
       <w:bookmarkEnd w:id="6"/>
       <w:bookmarkEnd w:id="9"/>
       <w:bookmarkEnd w:id="12"/>
@@ -19075,6 +19168,61 @@
         <w:spacing w:before="0" w:after="160"/>
         <w:ind w:hanging="340" w:left="340"/>
         <w:rPr/>
+      </w:pPr>
+      <w:r>
+        <w:rPr/>
+      </w:r>
+    </w:p>
+  </w:footnote>
+  <w:footnote w:id="15">
+    <w:p>
+      <w:pPr>
+        <w:pStyle w:val="BodyText"/>
+        <w:spacing w:lineRule="auto" w:line="278" w:before="0" w:after="0"/>
+        <w:ind w:hanging="720" w:left="720" w:right="0"/>
+        <w:rPr>
+          <w:color w:val="000000"/>
+          <w:sz w:val="20"/>
+          <w:szCs w:val="20"/>
+          <w:shd w:fill="FFFFFF" w:val="clear"/>
+        </w:rPr>
+      </w:pPr>
+      <w:r>
+        <w:rPr>
+          <w:rStyle w:val="FootnoteCharacters"/>
+        </w:rPr>
+        <w:footnoteRef/>
+      </w:r>
+      <w:r>
+        <w:rPr>
+          <w:color w:val="000000"/>
+          <w:sz w:val="20"/>
+          <w:szCs w:val="20"/>
+          <w:shd w:fill="FFFFFF" w:val="clear"/>
+        </w:rPr>
+        <w:t>“</w:t>
+      </w:r>
+      <w:r>
+        <w:rPr>
+          <w:rFonts w:ascii="Calibri" w:hAnsi="Calibri"/>
+          <w:color w:val="000000"/>
+          <w:sz w:val="27"/>
+          <w:szCs w:val="20"/>
+          <w:shd w:fill="FFFFFF" w:val="clear"/>
+        </w:rPr>
+        <w:t>Heraclitus - Fragments.” n.d. Heraclitusfragments.com. https://heraclitusfragments.com/files/ge.html.</w:t>
+      </w:r>
+    </w:p>
+    <w:p>
+      <w:pPr>
+        <w:pStyle w:val="BodyText"/>
+        <w:spacing w:lineRule="auto" w:line="278" w:before="0" w:after="160"/>
+        <w:rPr>
+          <w:color w:val="000000"/>
+          <w:sz w:val="20"/>
+          <w:szCs w:val="20"/>
+          <w:shd w:fill="FFFFFF" w:val="clear"/>
+        </w:rPr>
       </w:pPr>
       <w:r>
         <w:rPr/>
@@ -20189,15 +20337,15 @@
       <w:u w:val="single"/>
     </w:rPr>
   </w:style>
-  <w:style w:type="character" w:styleId="FootnoteCharactersuser">
-    <w:name w:val="Footnote Characters (user)"/>
+  <w:style w:type="character" w:styleId="FootnoteCharacters">
+    <w:name w:val="Footnote Characters"/>
     <w:qFormat/>
     <w:rPr>
       <w:vertAlign w:val="superscript"/>
     </w:rPr>
   </w:style>
-  <w:style w:type="character" w:styleId="FootnoteCharacters">
-    <w:name w:val="Footnote Characters"/>
+  <w:style w:type="character" w:styleId="FootnoteCharactersuser">
+    <w:name w:val="Footnote Characters (user)"/>
     <w:qFormat/>
     <w:rPr>
       <w:vertAlign w:val="superscript"/>
@@ -20209,15 +20357,15 @@
       <w:vertAlign w:val="superscript"/>
     </w:rPr>
   </w:style>
-  <w:style w:type="character" w:styleId="EndnoteCharacters">
-    <w:name w:val="Endnote Characters"/>
+  <w:style w:type="character" w:styleId="EndnoteCharactersuser">
+    <w:name w:val="Endnote Characters (user)"/>
     <w:qFormat/>
     <w:rPr>
       <w:vertAlign w:val="superscript"/>
     </w:rPr>
   </w:style>
-  <w:style w:type="character" w:styleId="EndnoteCharactersuser">
-    <w:name w:val="Endnote Characters (user)"/>
+  <w:style w:type="character" w:styleId="EndnoteCharacters">
+    <w:name w:val="Endnote Characters"/>
     <w:qFormat/>
     <w:rPr>
       <w:vertAlign w:val="superscript"/>

--- a/book 3 50-54.docx
+++ b/book 3 50-54.docx
@@ -1296,7 +1296,53 @@
           <w:bCs w:val="false"/>
         </w:rPr>
         <w:tab/>
-        <w:t>Zarathustra becomes accepting of Winter. Winter is now viewed as a being he still doesn’t like but will always honor. With this acceptance of scholastic done and put aside he addresses the other. The pot-bellied fire-idol, the god of the home, of domestic bliss. People fleeing from Herr Professor and their tyrant religious leaders demanding too much, the tenderhearted, go to the kindergarten teacher, the warmth. Zarathustra addresses this group of tenderlings and explains why he chooses the natural world of the Olive-Mount instead. He would not let the winter sap his warmth and he will not orbit the flame of easy scholarship and easy faith. No stick of winter, no carrot of the fire-idol, only self-overcoming in the Olive-Mount. Next line,</w:t>
+        <w:t>Zarathustra becomes accepting of Winter. Winter is now viewed as a being he still doesn’t like but will always honor. With this acceptance of scholastic done and put aside he addresses the other. The pot-bellied fire-idol, the god of the home, of domestic bliss. People fleeing from Herr Professor and their tyrant religious leaders demanding too much, the tenderhearted, go to the kindergarten teacher, the warmth. Zarathustra addresses this group of tenderlings and explains why he chooses the natural world of the Olive-Mount instead. He would not let the winter sap his warmth and he will not orbit the flame of easy scholarship and easy faith. No stick of winter, no carrot of the fire-idol, only self-overcoming in the Olive-Mount.</w:t>
+      </w:r>
+    </w:p>
+    <w:p>
+      <w:pPr>
+        <w:pStyle w:val="BodyText"/>
+        <w:spacing w:lineRule="auto" w:line="278" w:before="0" w:after="160"/>
+        <w:rPr>
+          <w:b w:val="false"/>
+          <w:bCs w:val="false"/>
+        </w:rPr>
+      </w:pPr>
+      <w:r>
+        <w:rPr>
+          <w:b w:val="false"/>
+          <w:bCs w:val="false"/>
+        </w:rPr>
+        <w:tab/>
+      </w:r>
+      <w:r>
+        <w:rPr>
+          <w:b w:val="false"/>
+          <w:bCs w:val="false"/>
+        </w:rPr>
+        <w:t>Possible reference to Heraclitus Fragment 74, where Heraclitus claims that by a cooking fire there are also gods.</w:t>
+      </w:r>
+      <w:r>
+        <w:rPr>
+          <w:rStyle w:val="FootnoteReference"/>
+          <w:b w:val="false"/>
+          <w:bCs w:val="false"/>
+        </w:rPr>
+        <w:footnoteReference w:id="5"/>
+      </w:r>
+      <w:r>
+        <w:rPr>
+          <w:b w:val="false"/>
+          <w:bCs w:val="false"/>
+        </w:rPr>
+        <w:t xml:space="preserve"> </w:t>
+      </w:r>
+      <w:r>
+        <w:rPr>
+          <w:b w:val="false"/>
+          <w:bCs w:val="false"/>
+        </w:rPr>
+        <w:t>Next line,</w:t>
       </w:r>
     </w:p>
     <w:p>
@@ -1478,7 +1524,7 @@
           <w:b w:val="false"/>
           <w:bCs w:val="false"/>
         </w:rPr>
-        <w:footnoteReference w:id="5"/>
+        <w:footnoteReference w:id="6"/>
       </w:r>
       <w:r>
         <w:rPr>
@@ -1678,7 +1724,7 @@
           <w:b w:val="false"/>
           <w:bCs w:val="false"/>
         </w:rPr>
-        <w:footnoteReference w:id="6"/>
+        <w:footnoteReference w:id="7"/>
       </w:r>
       <w:r>
         <w:rPr>
@@ -1771,7 +1817,7 @@
           <w:b w:val="false"/>
           <w:bCs w:val="false"/>
         </w:rPr>
-        <w:footnoteReference w:id="7"/>
+        <w:footnoteReference w:id="8"/>
       </w:r>
       <w:r>
         <w:rPr>
@@ -2853,7 +2899,7 @@
           <w:b w:val="false"/>
           <w:bCs w:val="false"/>
         </w:rPr>
-        <w:footnoteReference w:id="8"/>
+        <w:footnoteReference w:id="9"/>
       </w:r>
     </w:p>
     <w:p>
@@ -3079,7 +3125,7 @@
           <w:b w:val="false"/>
           <w:bCs w:val="false"/>
         </w:rPr>
-        <w:footnoteReference w:id="9"/>
+        <w:footnoteReference w:id="10"/>
       </w:r>
       <w:r>
         <w:rPr>
@@ -3220,7 +3266,7 @@
           <w:bCs w:val="false"/>
           <w:shd w:fill="auto" w:val="clear"/>
         </w:rPr>
-        <w:footnoteReference w:id="10"/>
+        <w:footnoteReference w:id="11"/>
       </w:r>
       <w:r>
         <w:rPr>
@@ -3773,7 +3819,7 @@
           <w:b w:val="false"/>
           <w:bCs w:val="false"/>
         </w:rPr>
-        <w:footnoteReference w:id="11"/>
+        <w:footnoteReference w:id="12"/>
       </w:r>
       <w:r>
         <w:rPr>
@@ -3859,7 +3905,7 @@
         <w:rPr>
           <w:rStyle w:val="FootnoteReference"/>
         </w:rPr>
-        <w:footnoteReference w:id="12"/>
+        <w:footnoteReference w:id="13"/>
       </w:r>
     </w:p>
     <w:p>
@@ -11398,7 +11444,7 @@
         <w:rPr>
           <w:rStyle w:val="FootnoteReference"/>
         </w:rPr>
-        <w:footnoteReference w:id="13"/>
+        <w:footnoteReference w:id="14"/>
       </w:r>
       <w:r>
         <w:rPr/>
@@ -11467,7 +11513,7 @@
         <w:rPr>
           <w:rStyle w:val="FootnoteReference"/>
         </w:rPr>
-        <w:footnoteReference w:id="14"/>
+        <w:footnoteReference w:id="15"/>
       </w:r>
       <w:r>
         <w:rPr/>
@@ -14583,7 +14629,7 @@
           <w:rStyle w:val="FootnoteReference"/>
           <w:color w:val="000000"/>
         </w:rPr>
-        <w:footnoteReference w:id="15"/>
+        <w:footnoteReference w:id="16"/>
       </w:r>
       <w:r>
         <w:rPr>
@@ -18262,10 +18308,10 @@
       <w:r>
         <w:rPr/>
       </w:r>
-      <w:bookmarkStart w:id="10" w:name="link2H_4_0061_Copy_1"/>
-      <w:bookmarkStart w:id="11" w:name="link2H_4_0060_Copy_1"/>
-      <w:bookmarkStart w:id="12" w:name="link2H_4_0061_Copy_1"/>
-      <w:bookmarkStart w:id="13" w:name="link2H_4_0060_Copy_1"/>
+      <w:bookmarkStart w:id="10" w:name="link2H_4_0060_Copy_1"/>
+      <w:bookmarkStart w:id="11" w:name="link2H_4_0061_Copy_1"/>
+      <w:bookmarkStart w:id="12" w:name="link2H_4_0060_Copy_1"/>
+      <w:bookmarkStart w:id="13" w:name="link2H_4_0061_Copy_1"/>
       <w:bookmarkEnd w:id="6"/>
       <w:bookmarkEnd w:id="9"/>
       <w:bookmarkEnd w:id="12"/>
@@ -18472,6 +18518,79 @@
         <w:spacing w:lineRule="auto" w:line="278" w:before="0" w:after="0"/>
         <w:ind w:hanging="720" w:left="720" w:right="0"/>
         <w:rPr>
+          <w:color w:val="000000"/>
+          <w:sz w:val="20"/>
+          <w:szCs w:val="20"/>
+          <w:shd w:fill="FFFFFF" w:val="clear"/>
+        </w:rPr>
+      </w:pPr>
+      <w:r>
+        <w:rPr>
+          <w:rStyle w:val="FootnoteCharacters"/>
+        </w:rPr>
+        <w:footnoteRef/>
+      </w:r>
+      <w:r>
+        <w:rPr>
+          <w:color w:val="000000"/>
+          <w:sz w:val="20"/>
+          <w:szCs w:val="20"/>
+          <w:shd w:fill="FFFFFF" w:val="clear"/>
+        </w:rPr>
+        <w:t>“</w:t>
+      </w:r>
+      <w:r>
+        <w:rPr>
+          <w:rFonts w:ascii="Calibri" w:hAnsi="Calibri"/>
+          <w:color w:val="000000"/>
+          <w:sz w:val="27"/>
+          <w:szCs w:val="20"/>
+          <w:shd w:fill="FFFFFF" w:val="clear"/>
+        </w:rPr>
+        <w:t>The Fragments by HERACLITUS.” n.d. https://dn721607.ca.archive.org/0/items/tradition-books/Heraclitus%20-%20Fragments.pdf.</w:t>
+      </w:r>
+    </w:p>
+    <w:p>
+      <w:pPr>
+        <w:pStyle w:val="BodyText"/>
+        <w:spacing w:lineRule="auto" w:line="278" w:before="0" w:after="160"/>
+        <w:rPr>
+          <w:color w:val="000000"/>
+          <w:sz w:val="20"/>
+          <w:szCs w:val="20"/>
+          <w:shd w:fill="FFFFFF" w:val="clear"/>
+        </w:rPr>
+      </w:pPr>
+      <w:r>
+        <w:rPr>
+          <w:color w:val="000000"/>
+          <w:sz w:val="20"/>
+          <w:szCs w:val="20"/>
+          <w:shd w:fill="FFFFFF" w:val="clear"/>
+        </w:rPr>
+        <w:t>‌</w:t>
+      </w:r>
+    </w:p>
+    <w:p>
+      <w:pPr>
+        <w:pStyle w:val="FootnoteText"/>
+        <w:suppressLineNumbers/>
+        <w:spacing w:before="0" w:after="160"/>
+        <w:ind w:hanging="340" w:left="340"/>
+        <w:rPr/>
+      </w:pPr>
+      <w:r>
+        <w:rPr/>
+      </w:r>
+    </w:p>
+  </w:footnote>
+  <w:footnote w:id="6">
+    <w:p>
+      <w:pPr>
+        <w:pStyle w:val="BodyText"/>
+        <w:spacing w:lineRule="auto" w:line="278" w:before="0" w:after="0"/>
+        <w:ind w:hanging="720" w:left="720" w:right="0"/>
+        <w:rPr>
           <w:rFonts w:ascii="Calibri" w:hAnsi="Calibri"/>
           <w:color w:val="000000"/>
           <w:sz w:val="27"/>
@@ -18534,7 +18653,7 @@
       </w:r>
     </w:p>
   </w:footnote>
-  <w:footnote w:id="6">
+  <w:footnote w:id="7">
     <w:p>
       <w:pPr>
         <w:pStyle w:val="BodyText"/>
@@ -18576,7 +18695,7 @@
       </w:r>
     </w:p>
   </w:footnote>
-  <w:footnote w:id="7">
+  <w:footnote w:id="8">
     <w:p>
       <w:pPr>
         <w:pStyle w:val="BodyText"/>
@@ -18624,7 +18743,7 @@
       </w:r>
     </w:p>
   </w:footnote>
-  <w:footnote w:id="8">
+  <w:footnote w:id="9">
     <w:p>
       <w:pPr>
         <w:pStyle w:val="FootnoteText"/>
@@ -18865,7 +18984,7 @@
       </w:r>
     </w:p>
   </w:footnote>
-  <w:footnote w:id="9">
+  <w:footnote w:id="10">
     <w:p>
       <w:pPr>
         <w:pStyle w:val="FootnoteText"/>
@@ -18885,7 +19004,7 @@
       </w:r>
     </w:p>
   </w:footnote>
-  <w:footnote w:id="10">
+  <w:footnote w:id="11">
     <w:p>
       <w:pPr>
         <w:pStyle w:val="FootnoteText"/>
@@ -18934,7 +19053,7 @@
       </w:r>
     </w:p>
   </w:footnote>
-  <w:footnote w:id="11">
+  <w:footnote w:id="12">
     <w:p>
       <w:pPr>
         <w:pStyle w:val="FootnoteText"/>
@@ -18977,7 +19096,7 @@
       </w:r>
     </w:p>
   </w:footnote>
-  <w:footnote w:id="12">
+  <w:footnote w:id="13">
     <w:p>
       <w:pPr>
         <w:pStyle w:val="BodyText"/>
@@ -19029,7 +19148,7 @@
       </w:r>
     </w:p>
   </w:footnote>
-  <w:footnote w:id="13">
+  <w:footnote w:id="14">
     <w:p>
       <w:pPr>
         <w:pStyle w:val="BodyText"/>
@@ -19101,7 +19220,7 @@
       </w:r>
     </w:p>
   </w:footnote>
-  <w:footnote w:id="14">
+  <w:footnote w:id="15">
     <w:p>
       <w:pPr>
         <w:pStyle w:val="BodyText"/>
@@ -19174,7 +19293,7 @@
       </w:r>
     </w:p>
   </w:footnote>
-  <w:footnote w:id="15">
+  <w:footnote w:id="16">
     <w:p>
       <w:pPr>
         <w:pStyle w:val="BodyText"/>
@@ -20337,15 +20456,15 @@
       <w:u w:val="single"/>
     </w:rPr>
   </w:style>
-  <w:style w:type="character" w:styleId="FootnoteCharacters">
-    <w:name w:val="Footnote Characters"/>
+  <w:style w:type="character" w:styleId="FootnoteCharactersuser">
+    <w:name w:val="Footnote Characters (user)"/>
     <w:qFormat/>
     <w:rPr>
       <w:vertAlign w:val="superscript"/>
     </w:rPr>
   </w:style>
-  <w:style w:type="character" w:styleId="FootnoteCharactersuser">
-    <w:name w:val="Footnote Characters (user)"/>
+  <w:style w:type="character" w:styleId="FootnoteCharacters">
+    <w:name w:val="Footnote Characters"/>
     <w:qFormat/>
     <w:rPr>
       <w:vertAlign w:val="superscript"/>
@@ -20357,15 +20476,15 @@
       <w:vertAlign w:val="superscript"/>
     </w:rPr>
   </w:style>
-  <w:style w:type="character" w:styleId="EndnoteCharactersuser">
-    <w:name w:val="Endnote Characters (user)"/>
+  <w:style w:type="character" w:styleId="EndnoteCharacters">
+    <w:name w:val="Endnote Characters"/>
     <w:qFormat/>
     <w:rPr>
       <w:vertAlign w:val="superscript"/>
     </w:rPr>
   </w:style>
-  <w:style w:type="character" w:styleId="EndnoteCharacters">
-    <w:name w:val="Endnote Characters"/>
+  <w:style w:type="character" w:styleId="EndnoteCharactersuser">
+    <w:name w:val="Endnote Characters (user)"/>
     <w:qFormat/>
     <w:rPr>
       <w:vertAlign w:val="superscript"/>
